--- a/lab 4/Отчет к лабораторной 4.docx
+++ b/lab 4/Отчет к лабораторной 4.docx
@@ -619,9 +619,7 @@
         <w:jc w:val="both"/>
         <w:textAlignment w:val="auto"/>
         <w:rPr>
-          <w:rFonts w:hint="default" w:ascii="Times New Roman" w:hAnsi="Times New Roman" w:cs="Times New Roman"/>
-          <w:sz w:val="24"/>
-          <w:szCs w:val="24"/>
+          <w:sz w:val="24"/>
         </w:rPr>
       </w:pPr>
       <w:r>
@@ -639,49 +637,42 @@
           <w:szCs w:val="24"/>
           <w:lang w:val="ru-RU"/>
         </w:rPr>
-        <w:t xml:space="preserve"> рис</w:t>
-      </w:r>
-      <w:bookmarkStart w:id="0" w:name="_GoBack"/>
-      <w:bookmarkEnd w:id="0"/>
-      <w:r>
-        <w:rPr>
-          <w:rFonts w:hint="default" w:ascii="Times New Roman" w:hAnsi="Times New Roman" w:cs="Times New Roman"/>
+        <w:t xml:space="preserve"> рис 1</w:t>
+      </w:r>
+      <w:r>
+        <w:rPr>
+          <w:rFonts w:hint="default" w:ascii="Times New Roman" w:hAnsi="Times New Roman" w:cs="Times New Roman"/>
+          <w:sz w:val="24"/>
+          <w:szCs w:val="24"/>
+        </w:rPr>
+        <w:t>.</w:t>
+      </w:r>
+    </w:p>
+    <w:p>
+      <w:pPr>
+        <w:keepNext w:val="0"/>
+        <w:keepLines w:val="0"/>
+        <w:pageBreakBefore w:val="0"/>
+        <w:widowControl/>
+        <w:kinsoku/>
+        <w:wordWrap/>
+        <w:overflowPunct/>
+        <w:topLinePunct w:val="0"/>
+        <w:autoSpaceDE/>
+        <w:autoSpaceDN/>
+        <w:bidi w:val="0"/>
+        <w:adjustRightInd/>
+        <w:snapToGrid/>
+        <w:spacing w:before="240" w:after="240"/>
+        <w:jc w:val="center"/>
+        <w:textAlignment w:val="auto"/>
+        <w:rPr>
+          <w:rFonts w:hint="default" w:ascii="Times New Roman" w:hAnsi="Times New Roman" w:cs="Times New Roman"/>
+          <w:b w:val="0"/>
+          <w:bCs w:val="0"/>
           <w:sz w:val="24"/>
           <w:szCs w:val="24"/>
           <w:lang w:val="ru-RU"/>
-        </w:rPr>
-        <w:t xml:space="preserve"> 1</w:t>
-      </w:r>
-      <w:r>
-        <w:rPr>
-          <w:rFonts w:hint="default" w:ascii="Times New Roman" w:hAnsi="Times New Roman" w:cs="Times New Roman"/>
-          <w:sz w:val="24"/>
-          <w:szCs w:val="24"/>
-        </w:rPr>
-        <w:t>.</w:t>
-      </w:r>
-    </w:p>
-    <w:p>
-      <w:pPr>
-        <w:keepNext w:val="0"/>
-        <w:keepLines w:val="0"/>
-        <w:pageBreakBefore w:val="0"/>
-        <w:widowControl/>
-        <w:kinsoku/>
-        <w:wordWrap/>
-        <w:overflowPunct/>
-        <w:topLinePunct w:val="0"/>
-        <w:autoSpaceDE/>
-        <w:autoSpaceDN/>
-        <w:bidi w:val="0"/>
-        <w:adjustRightInd/>
-        <w:snapToGrid/>
-        <w:spacing w:line="360" w:lineRule="auto"/>
-        <w:ind w:firstLine="709"/>
-        <w:jc w:val="both"/>
-        <w:textAlignment w:val="auto"/>
-        <w:rPr>
-          <w:sz w:val="24"/>
         </w:rPr>
       </w:pPr>
       <w:r>
@@ -692,9 +683,9 @@
           <mc:Choice Requires="wpg">
             <w:drawing>
               <wp:inline distT="0" distB="0" distL="114300" distR="114300">
-                <wp:extent cx="4599940" cy="5074285"/>
-                <wp:effectExtent l="8255" t="6350" r="97155" b="62865"/>
-                <wp:docPr id="30" name="Группа 30"/>
+                <wp:extent cx="5273040" cy="6742430"/>
+                <wp:effectExtent l="8255" t="6350" r="14605" b="13970"/>
+                <wp:docPr id="23" name="Группа 23"/>
                 <wp:cNvGraphicFramePr/>
                 <a:graphic xmlns:a="http://schemas.openxmlformats.org/drawingml/2006/main">
                   <a:graphicData uri="http://schemas.microsoft.com/office/word/2010/wordprocessingGroup">
@@ -703,9 +694,9 @@
                       <wpg:grpSpPr>
                         <a:xfrm>
                           <a:off x="0" y="0"/>
-                          <a:ext cx="4599940" cy="5074285"/>
+                          <a:ext cx="5273040" cy="6742430"/>
                           <a:chOff x="9015" y="21754"/>
-                          <a:chExt cx="7244" cy="11819"/>
+                          <a:chExt cx="7347" cy="11971"/>
                         </a:xfrm>
                       </wpg:grpSpPr>
                       <wps:wsp>
@@ -841,15 +832,6 @@
                           <a:ln w="6350">
                             <a:noFill/>
                           </a:ln>
-                          <a:extLst>
-                            <a:ext uri="{909E8E84-426E-40DD-AFC4-6F175D3DCCD1}">
-                              <a14:hiddenFill xmlns:a14="http://schemas.microsoft.com/office/drawing/2010/main">
-                                <a:solidFill>
-                                  <a:schemeClr val="lt1"/>
-                                </a:solidFill>
-                              </a14:hiddenFill>
-                            </a:ext>
-                          </a:extLst>
                         </wps:spPr>
                         <wps:style>
                           <a:lnRef idx="0">
@@ -921,15 +903,6 @@
                               <a:schemeClr val="tx1"/>
                             </a:solidFill>
                           </a:ln>
-                          <a:extLst>
-                            <a:ext uri="{909E8E84-426E-40DD-AFC4-6F175D3DCCD1}">
-                              <a14:hiddenFill xmlns:a14="http://schemas.microsoft.com/office/drawing/2010/main">
-                                <a:solidFill>
-                                  <a:schemeClr val="accent1"/>
-                                </a:solidFill>
-                              </a14:hiddenFill>
-                            </a:ext>
-                          </a:extLst>
                         </wps:spPr>
                         <wps:style>
                           <a:lnRef idx="2">
@@ -1041,15 +1014,6 @@
                               <a:schemeClr val="tx1"/>
                             </a:solidFill>
                           </a:ln>
-                          <a:extLst>
-                            <a:ext uri="{909E8E84-426E-40DD-AFC4-6F175D3DCCD1}">
-                              <a14:hiddenFill xmlns:a14="http://schemas.microsoft.com/office/drawing/2010/main">
-                                <a:solidFill>
-                                  <a:schemeClr val="accent1"/>
-                                </a:solidFill>
-                              </a14:hiddenFill>
-                            </a:ext>
-                          </a:extLst>
                         </wps:spPr>
                         <wps:style>
                           <a:lnRef idx="2">
@@ -1187,15 +1151,6 @@
                               <a:schemeClr val="tx1"/>
                             </a:solidFill>
                           </a:ln>
-                          <a:extLst>
-                            <a:ext uri="{909E8E84-426E-40DD-AFC4-6F175D3DCCD1}">
-                              <a14:hiddenFill xmlns:a14="http://schemas.microsoft.com/office/drawing/2010/main">
-                                <a:solidFill>
-                                  <a:schemeClr val="accent1"/>
-                                </a:solidFill>
-                              </a14:hiddenFill>
-                            </a:ext>
-                          </a:extLst>
                         </wps:spPr>
                         <wps:style>
                           <a:lnRef idx="2">
@@ -1259,7 +1214,7 @@
                         <wps:spPr>
                           <a:xfrm flipV="1">
                             <a:off x="12676" y="25531"/>
-                            <a:ext cx="1386" cy="7"/>
+                            <a:ext cx="1396" cy="7"/>
                           </a:xfrm>
                           <a:prstGeom prst="line">
                             <a:avLst/>
@@ -1291,8 +1246,8 @@
                         <wps:cNvSpPr/>
                         <wps:spPr>
                           <a:xfrm>
-                            <a:off x="13818" y="24721"/>
-                            <a:ext cx="2441" cy="1619"/>
+                            <a:off x="13818" y="24720"/>
+                            <a:ext cx="2544" cy="1619"/>
                           </a:xfrm>
                           <a:prstGeom prst="flowChartInputOutput">
                             <a:avLst/>
@@ -1303,15 +1258,6 @@
                               <a:schemeClr val="tx1"/>
                             </a:solidFill>
                           </a:ln>
-                          <a:extLst>
-                            <a:ext uri="{909E8E84-426E-40DD-AFC4-6F175D3DCCD1}">
-                              <a14:hiddenFill xmlns:a14="http://schemas.microsoft.com/office/drawing/2010/main">
-                                <a:solidFill>
-                                  <a:schemeClr val="accent1"/>
-                                </a:solidFill>
-                              </a14:hiddenFill>
-                            </a:ext>
-                          </a:extLst>
                         </wps:spPr>
                         <wps:style>
                           <a:lnRef idx="2">
@@ -1934,7 +1880,7 @@
                         <wps:spPr>
                           <a:xfrm flipH="1">
                             <a:off x="14788" y="26340"/>
-                            <a:ext cx="6" cy="611"/>
+                            <a:ext cx="48" cy="612"/>
                           </a:xfrm>
                           <a:prstGeom prst="line">
                             <a:avLst/>
@@ -1962,7 +1908,7 @@
                         <wps:bodyPr/>
                       </wps:wsp>
                       <wpg:grpSp>
-                        <wpg:cNvPr id="25" name="Группа 25"/>
+                        <wpg:cNvPr id="24" name="Группа 25"/>
                         <wpg:cNvGrpSpPr/>
                         <wpg:grpSpPr>
                           <a:xfrm>
@@ -2006,7 +1952,7 @@
                           <wps:bodyPr/>
                         </wps:wsp>
                         <wps:wsp>
-                          <wps:cNvPr id="24" name="Соединительная линия уступом 24"/>
+                          <wps:cNvPr id="26" name="Соединительная линия уступом 24"/>
                           <wps:cNvCnPr>
                             <a:stCxn id="18" idx="4"/>
                           </wps:cNvCnPr>
@@ -2042,7 +1988,7 @@
                         </wps:wsp>
                       </wpg:grpSp>
                       <wps:wsp>
-                        <wps:cNvPr id="26" name="Прямая со стрелкой 26"/>
+                        <wps:cNvPr id="27" name="Прямая со стрелкой 26"/>
                         <wps:cNvCnPr/>
                         <wps:spPr>
                           <a:xfrm flipH="1">
@@ -2081,7 +2027,7 @@
                         <wps:spPr>
                           <a:xfrm>
                             <a:off x="11652" y="32763"/>
-                            <a:ext cx="2445" cy="810"/>
+                            <a:ext cx="2445" cy="962"/>
                           </a:xfrm>
                           <a:prstGeom prst="flowChartTerminator">
                             <a:avLst/>
@@ -2131,8 +2077,8 @@
                                 <w:rPr>
                                   <w:rFonts w:hint="default" w:ascii="Times New Roman" w:hAnsi="Times New Roman" w:cs="Times New Roman"/>
                                   <w:color w:val="000000" w:themeColor="text1"/>
-                                  <w:sz w:val="24"/>
-                                  <w:szCs w:val="24"/>
+                                  <w:sz w:val="28"/>
+                                  <w:szCs w:val="28"/>
                                   <w:lang w:val="ru-RU"/>
                                   <w14:textFill>
                                     <w14:solidFill>
@@ -2157,9 +2103,9 @@
           </mc:Choice>
           <mc:Fallback>
             <w:pict>
-              <v:group id="_x0000_s1026" o:spid="_x0000_s1026" o:spt="203" style="height:399.55pt;width:362.2pt;" coordorigin="9015,21754" coordsize="7244,11819" o:gfxdata="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">
+              <v:group id="_x0000_s1026" o:spid="_x0000_s1026" o:spt="203" style="height:530.9pt;width:415.2pt;" coordorigin="9015,21754" coordsize="7347,11971" o:gfxdata="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">
                 <o:lock v:ext="edit" aspectratio="f"/>
-                <v:shape id="_x0000_s1026" o:spid="_x0000_s1026" o:spt="202" type="#_x0000_t202" style="position:absolute;left:9974;top:28555;height:732;width:819;" fillcolor="#FFFFFF [3201]" filled="t" stroked="f" coordsize="21600,21600" o:gfxdata="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">
+                <v:shape id="_x0000_s1026" o:spid="_x0000_s1026" o:spt="202" type="#_x0000_t202" style="position:absolute;left:9974;top:28555;height:732;width:819;" fillcolor="#FFFFFF [3201]" filled="t" stroked="f" coordsize="21600,21600" o:gfxdata="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">
                   <v:fill on="t" focussize="0,0"/>
                   <v:stroke on="f" weight="0.5pt"/>
                   <v:imagedata o:title=""/>
@@ -2188,7 +2134,7 @@
                     </w:txbxContent>
                   </v:textbox>
                 </v:shape>
-                <v:shape id="_x0000_s1026" o:spid="_x0000_s1026" o:spt="202" type="#_x0000_t202" style="position:absolute;left:9972;top:26356;height:746;width:819;" fillcolor="#FFFFFF [3201]" filled="t" stroked="f" coordsize="21600,21600" o:gfxdata="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">
+                <v:shape id="_x0000_s1026" o:spid="_x0000_s1026" o:spt="202" type="#_x0000_t202" style="position:absolute;left:9972;top:26356;height:746;width:819;" fillcolor="#FFFFFF [3201]" filled="t" stroked="f" coordsize="21600,21600" o:gfxdata="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">
                   <v:fill on="t" focussize="0,0"/>
                   <v:stroke on="f" weight="0.5pt"/>
                   <v:imagedata o:title=""/>
@@ -2217,7 +2163,7 @@
                     </w:txbxContent>
                   </v:textbox>
                 </v:shape>
-                <v:shape id="_x0000_s1026" o:spid="_x0000_s1026" o:spt="202" type="#_x0000_t202" style="position:absolute;left:12947;top:24906;height:712;width:891;" filled="f" stroked="f" coordsize="21600,21600" o:gfxdata="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">
+                <v:shape id="_x0000_s1026" o:spid="_x0000_s1026" o:spt="202" type="#_x0000_t202" style="position:absolute;left:12947;top:24906;height:712;width:891;" filled="f" stroked="f" coordsize="21600,21600" o:gfxdata="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">
                   <v:fill on="f" focussize="0,0"/>
                   <v:stroke on="f" weight="0.5pt"/>
                   <v:imagedata o:title=""/>
@@ -2258,7 +2204,7 @@
                     </w:txbxContent>
                   </v:textbox>
                 </v:shape>
-                <v:shape id="_x0000_s1026" o:spid="_x0000_s1026" o:spt="116" type="#_x0000_t116" style="position:absolute;left:9664;top:21754;height:810;width:2445;v-text-anchor:middle;" filled="f" stroked="t" coordsize="21600,21600" o:gfxdata="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">
+                <v:shape id="_x0000_s1026" o:spid="_x0000_s1026" o:spt="116" type="#_x0000_t116" style="position:absolute;left:9664;top:21754;height:810;width:2445;v-text-anchor:middle;" filled="f" stroked="t" coordsize="21600,21600" o:gfxdata="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">
                   <v:fill on="f" focussize="0,0"/>
                   <v:stroke weight="1pt" color="#000000 [3213]" miterlimit="8" joinstyle="miter"/>
                   <v:imagedata o:title=""/>
@@ -2306,7 +2252,7 @@
                   <v:imagedata o:title=""/>
                   <o:lock v:ext="edit" aspectratio="f"/>
                 </v:shape>
-                <v:shape id="_x0000_s1026" o:spid="_x0000_s1026" o:spt="7" type="#_x0000_t7" style="position:absolute;left:9015;top:22913;height:1233;width:3773;v-text-anchor:middle;" filled="f" stroked="t" coordsize="21600,21600" o:gfxdata="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" adj="1765">
+                <v:shape id="_x0000_s1026" o:spid="_x0000_s1026" o:spt="7" type="#_x0000_t7" style="position:absolute;left:9015;top:22913;height:1233;width:3773;v-text-anchor:middle;" filled="f" stroked="t" coordsize="21600,21600" o:gfxdata="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" adj="1765">
                   <v:fill on="f" focussize="0,0"/>
                   <v:stroke weight="1pt" color="#000000 [3213]" miterlimit="8" joinstyle="miter"/>
                   <v:imagedata o:title=""/>
@@ -2374,13 +2320,13 @@
                     </w:txbxContent>
                   </v:textbox>
                 </v:shape>
-                <v:shape id="_x0000_s1026" o:spid="_x0000_s1026" o:spt="32" type="#_x0000_t32" style="position:absolute;left:10886;top:24146;flip:x;height:540;width:16;" filled="f" stroked="t" coordsize="21600,21600" o:gfxdata="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">
+                <v:shape id="_x0000_s1026" o:spid="_x0000_s1026" o:spt="32" type="#_x0000_t32" style="position:absolute;left:10886;top:24146;flip:x;height:540;width:16;" filled="f" stroked="t" coordsize="21600,21600" o:gfxdata="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">
                   <v:fill on="f" focussize="0,0"/>
                   <v:stroke weight="1pt" color="#000000 [3213]" miterlimit="8" joinstyle="miter" endarrow="open"/>
                   <v:imagedata o:title=""/>
                   <o:lock v:ext="edit" aspectratio="f"/>
                 </v:shape>
-                <v:shape id="_x0000_s1026" o:spid="_x0000_s1026" o:spt="4" type="#_x0000_t4" style="position:absolute;left:9096;top:24686;height:1703;width:3580;v-text-anchor:middle;" filled="f" stroked="t" coordsize="21600,21600" o:gfxdata="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">
+                <v:shape id="_x0000_s1026" o:spid="_x0000_s1026" o:spt="4" type="#_x0000_t4" style="position:absolute;left:9096;top:24686;height:1703;width:3580;v-text-anchor:middle;" filled="f" stroked="t" coordsize="21600,21600" o:gfxdata="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">
                   <v:fill on="f" focussize="0,0"/>
                   <v:stroke weight="1pt" color="#000000 [3213]" miterlimit="8" joinstyle="miter"/>
                   <v:imagedata o:title=""/>
@@ -2419,13 +2365,13 @@
                     </w:txbxContent>
                   </v:textbox>
                 </v:shape>
-                <v:line id="_x0000_s1026" o:spid="_x0000_s1026" o:spt="20" style="position:absolute;left:12676;top:25531;flip:y;height:7;width:1386;" filled="f" stroked="t" coordsize="21600,21600" o:gfxdata="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">
+                <v:line id="_x0000_s1026" o:spid="_x0000_s1026" o:spt="20" style="position:absolute;left:12676;top:25531;flip:y;height:7;width:1396;" filled="f" stroked="t" coordsize="21600,21600" o:gfxdata="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">
                   <v:fill on="f" focussize="0,0"/>
                   <v:stroke weight="1pt" color="#000000 [3213]" miterlimit="8" joinstyle="miter"/>
                   <v:imagedata o:title=""/>
                   <o:lock v:ext="edit" aspectratio="f"/>
                 </v:line>
-                <v:shape id="_x0000_s1026" o:spid="_x0000_s1026" o:spt="111" type="#_x0000_t111" style="position:absolute;left:13818;top:24721;height:1619;width:2441;v-text-anchor:middle;" filled="f" stroked="t" coordsize="21600,21600" o:gfxdata="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">
+                <v:shape id="_x0000_s1026" o:spid="_x0000_s1026" o:spt="111" type="#_x0000_t111" style="position:absolute;left:13818;top:24720;height:1619;width:2544;v-text-anchor:middle;" filled="f" stroked="t" coordsize="21600,21600" o:gfxdata="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">
                   <v:fill on="f" focussize="0,0"/>
                   <v:stroke weight="1pt" color="#000000 [3213]" miterlimit="8" joinstyle="miter"/>
                   <v:imagedata o:title=""/>
@@ -2509,13 +2455,13 @@
                     </w:txbxContent>
                   </v:textbox>
                 </v:shape>
-                <v:shape id="_x0000_s1026" o:spid="_x0000_s1026" o:spt="32" type="#_x0000_t32" style="position:absolute;left:10886;top:26389;height:512;width:0;" filled="f" stroked="t" coordsize="21600,21600" o:gfxdata="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">
+                <v:shape id="_x0000_s1026" o:spid="_x0000_s1026" o:spt="32" type="#_x0000_t32" style="position:absolute;left:10886;top:26389;height:512;width:0;" filled="f" stroked="t" coordsize="21600,21600" o:gfxdata="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">
                   <v:fill on="f" focussize="0,0"/>
                   <v:stroke weight="1pt" color="#000000 [3213]" miterlimit="8" joinstyle="miter" endarrow="open"/>
                   <v:imagedata o:title=""/>
                   <o:lock v:ext="edit" aspectratio="f"/>
                 </v:shape>
-                <v:shape id="_x0000_s1026" o:spid="_x0000_s1026" o:spt="4" type="#_x0000_t4" style="position:absolute;left:9096;top:26901;height:1703;width:3580;v-text-anchor:middle;" filled="f" stroked="t" coordsize="21600,21600" o:gfxdata="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">
+                <v:shape id="_x0000_s1026" o:spid="_x0000_s1026" o:spt="4" type="#_x0000_t4" style="position:absolute;left:9096;top:26901;height:1703;width:3580;v-text-anchor:middle;" filled="f" stroked="t" coordsize="21600,21600" o:gfxdata="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">
                   <v:fill on="f" focussize="0,0"/>
                   <v:stroke weight="1pt" color="#000000 [3213]" miterlimit="8" joinstyle="miter"/>
                   <v:imagedata o:title=""/>
@@ -2583,13 +2529,13 @@
                     </w:txbxContent>
                   </v:textbox>
                 </v:shape>
-                <v:line id="_x0000_s1026" o:spid="_x0000_s1026" o:spt="20" style="position:absolute;left:12676;top:27753;height:8;width:1135;" filled="f" stroked="t" coordsize="21600,21600" o:gfxdata="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">
+                <v:line id="_x0000_s1026" o:spid="_x0000_s1026" o:spt="20" style="position:absolute;left:12676;top:27753;height:8;width:1135;" filled="f" stroked="t" coordsize="21600,21600" o:gfxdata="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">
                   <v:fill on="f" focussize="0,0"/>
                   <v:stroke weight="1pt" color="#000000 [3213]" miterlimit="8" joinstyle="miter"/>
                   <v:imagedata o:title=""/>
                   <o:lock v:ext="edit" aspectratio="f"/>
                 </v:line>
-                <v:shape id="_x0000_s1026" o:spid="_x0000_s1026" o:spt="111" type="#_x0000_t111" style="position:absolute;left:13567;top:26951;height:1619;width:2441;v-text-anchor:middle;" filled="f" stroked="t" coordsize="21600,21600" o:gfxdata="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">
+                <v:shape id="_x0000_s1026" o:spid="_x0000_s1026" o:spt="111" type="#_x0000_t111" style="position:absolute;left:13567;top:26951;height:1619;width:2441;v-text-anchor:middle;" filled="f" stroked="t" coordsize="21600,21600" o:gfxdata="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">
                   <v:fill on="f" focussize="0,0"/>
                   <v:stroke weight="1pt" color="#000000 [3213]" miterlimit="8" joinstyle="miter"/>
                   <v:imagedata o:title=""/>
@@ -2675,7 +2621,7 @@
                     </w:txbxContent>
                   </v:textbox>
                 </v:shape>
-                <v:shape id="_x0000_s1026" o:spid="_x0000_s1026" o:spt="202" type="#_x0000_t202" style="position:absolute;left:12692;top:27188;height:682;width:891;" filled="f" stroked="f" coordsize="21600,21600" o:gfxdata="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">
+                <v:shape id="_x0000_s1026" o:spid="_x0000_s1026" o:spt="202" type="#_x0000_t202" style="position:absolute;left:12692;top:27188;height:682;width:891;" filled="f" stroked="f" coordsize="21600,21600" o:gfxdata="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">
                   <v:fill on="f" focussize="0,0"/>
                   <v:stroke on="f" weight="0.5pt"/>
                   <v:imagedata o:title=""/>
@@ -2716,13 +2662,13 @@
                     </w:txbxContent>
                   </v:textbox>
                 </v:shape>
-                <v:shape id="_x0000_s1026" o:spid="_x0000_s1026" o:spt="32" type="#_x0000_t32" style="position:absolute;left:10886;top:28604;height:638;width:22;" filled="f" stroked="t" coordsize="21600,21600" o:gfxdata="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">
+                <v:shape id="_x0000_s1026" o:spid="_x0000_s1026" o:spt="32" type="#_x0000_t32" style="position:absolute;left:10886;top:28604;height:638;width:22;" filled="f" stroked="t" coordsize="21600,21600" o:gfxdata="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">
                   <v:fill on="f" focussize="0,0"/>
                   <v:stroke weight="1pt" color="#000000 [3213]" miterlimit="8" joinstyle="miter" endarrow="open"/>
                   <v:imagedata o:title=""/>
                   <o:lock v:ext="edit" aspectratio="f"/>
                 </v:shape>
-                <v:shape id="_x0000_s1026" o:spid="_x0000_s1026" o:spt="111" type="#_x0000_t111" style="position:absolute;left:9665;top:29240;height:1619;width:2441;v-text-anchor:middle;" filled="f" stroked="t" coordsize="21600,21600" o:gfxdata="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">
+                <v:shape id="_x0000_s1026" o:spid="_x0000_s1026" o:spt="111" type="#_x0000_t111" style="position:absolute;left:9665;top:29240;height:1619;width:2441;v-text-anchor:middle;" filled="f" stroked="t" coordsize="21600,21600" o:gfxdata="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">
                   <v:fill on="f" focussize="0,0"/>
                   <v:stroke weight="1pt" color="#000000 [3213]" miterlimit="8" joinstyle="miter"/>
                   <v:imagedata o:title=""/>
@@ -2808,13 +2754,13 @@
                     </w:txbxContent>
                   </v:textbox>
                 </v:shape>
-                <v:line id="_x0000_s1026" o:spid="_x0000_s1026" o:spt="20" style="position:absolute;left:14788;top:26340;flip:x;height:611;width:6;" filled="f" stroked="t" coordsize="21600,21600" o:gfxdata="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">
+                <v:line id="_x0000_s1026" o:spid="_x0000_s1026" o:spt="20" style="position:absolute;left:14788;top:26340;flip:x;height:612;width:48;" filled="f" stroked="t" coordsize="21600,21600" o:gfxdata="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">
                   <v:fill on="f" focussize="0,0"/>
                   <v:stroke weight="1pt" color="#000000 [3213]" miterlimit="8" joinstyle="miter"/>
                   <v:imagedata o:title=""/>
                   <o:lock v:ext="edit" aspectratio="f"/>
                 </v:line>
-                <v:group id="_x0000_s1026" o:spid="_x0000_s1026" o:spt="203" style="position:absolute;left:10886;top:28580;height:3570;width:3898;" coordorigin="9054,28580" coordsize="3898,3570" o:gfxdata="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">
+                <v:group id="Группа 25" o:spid="_x0000_s1026" o:spt="203" style="position:absolute;left:10886;top:28580;height:3570;width:3898;" coordorigin="9054,28580" coordsize="3898,3570" o:gfxdata="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">
                   <o:lock v:ext="edit" aspectratio="f"/>
                   <v:line id="_x0000_s1026" o:spid="_x0000_s1026" o:spt="20" style="position:absolute;left:12900;top:28580;height:3551;width:43;" filled="f" stroked="t" coordsize="21600,21600" o:gfxdata="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">
                     <v:fill on="f" focussize="0,0"/>
@@ -2822,20 +2768,20 @@
                     <v:imagedata o:title=""/>
                     <o:lock v:ext="edit" aspectratio="f"/>
                   </v:line>
-                  <v:shape id="_x0000_s1026" o:spid="_x0000_s1026" o:spt="33" type="#_x0000_t33" style="position:absolute;left:10357;top:29555;flip:y;height:3899;width:1292;rotation:-5898240f;" filled="f" stroked="t" coordsize="21600,21600" o:gfxdata="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">
+                  <v:shape id="Соединительная линия уступом 24" o:spid="_x0000_s1026" o:spt="33" type="#_x0000_t33" style="position:absolute;left:10357;top:29555;flip:y;height:3899;width:1292;rotation:-5898240f;" filled="f" stroked="t" coordsize="21600,21600" o:gfxdata="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">
                     <v:fill on="f" focussize="0,0"/>
                     <v:stroke weight="1pt" color="#000000 [3213]" miterlimit="8" joinstyle="miter"/>
                     <v:imagedata o:title=""/>
                     <o:lock v:ext="edit" aspectratio="f"/>
                   </v:shape>
                 </v:group>
-                <v:shape id="_x0000_s1026" o:spid="_x0000_s1026" o:spt="32" type="#_x0000_t32" style="position:absolute;left:12868;top:32131;flip:x;height:586;width:10;" filled="f" stroked="t" coordsize="21600,21600" o:gfxdata="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">
+                <v:shape id="Прямая со стрелкой 26" o:spid="_x0000_s1026" o:spt="32" type="#_x0000_t32" style="position:absolute;left:12868;top:32131;flip:x;height:586;width:10;" filled="f" stroked="t" coordsize="21600,21600" o:gfxdata="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">
                   <v:fill on="f" focussize="0,0"/>
                   <v:stroke weight="1pt" color="#000000 [3213]" miterlimit="8" joinstyle="miter" endarrow="open"/>
                   <v:imagedata o:title=""/>
                   <o:lock v:ext="edit" aspectratio="f"/>
                 </v:shape>
-                <v:shape id="_x0000_s1026" o:spid="_x0000_s1026" o:spt="116" type="#_x0000_t116" style="position:absolute;left:11652;top:32763;height:810;width:2445;v-text-anchor:middle;" filled="f" stroked="t" coordsize="21600,21600" o:gfxdata="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">
+                <v:shape id="_x0000_s1026" o:spid="_x0000_s1026" o:spt="116" type="#_x0000_t116" style="position:absolute;left:11652;top:32763;height:962;width:2445;v-text-anchor:middle;" filled="f" stroked="t" coordsize="21600,21600" o:gfxdata="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">
                   <v:fill on="f" focussize="0,0"/>
                   <v:stroke weight="1pt" color="#000000 [3213]" miterlimit="8" joinstyle="miter"/>
                   <v:imagedata o:title=""/>
@@ -2862,8 +2808,8 @@
                           <w:rPr>
                             <w:rFonts w:hint="default" w:ascii="Times New Roman" w:hAnsi="Times New Roman" w:cs="Times New Roman"/>
                             <w:color w:val="000000" w:themeColor="text1"/>
-                            <w:sz w:val="24"/>
-                            <w:szCs w:val="24"/>
+                            <w:sz w:val="28"/>
+                            <w:szCs w:val="28"/>
                             <w:lang w:val="ru-RU"/>
                             <w14:textFill>
                               <w14:solidFill>
@@ -2905,13 +2851,21 @@
         <w:textAlignment w:val="auto"/>
         <w:rPr>
           <w:rFonts w:hint="default" w:ascii="Times New Roman" w:hAnsi="Times New Roman" w:cs="Times New Roman"/>
+          <w:sz w:val="24"/>
+          <w:szCs w:val="24"/>
+        </w:rPr>
+      </w:pPr>
+      <w:r>
+        <w:rPr>
+          <w:rFonts w:hint="default" w:ascii="Times New Roman" w:hAnsi="Times New Roman" w:cs="Times New Roman"/>
           <w:b w:val="0"/>
           <w:bCs w:val="0"/>
           <w:sz w:val="24"/>
           <w:szCs w:val="24"/>
           <w:lang w:val="ru-RU"/>
         </w:rPr>
-      </w:pPr>
+        <w:t xml:space="preserve">Рисунок 1 </w:t>
+      </w:r>
       <w:r>
         <w:rPr>
           <w:rFonts w:hint="default" w:ascii="Times New Roman" w:hAnsi="Times New Roman" w:cs="Times New Roman"/>
@@ -2919,9 +2873,8 @@
           <w:bCs w:val="0"/>
           <w:sz w:val="24"/>
           <w:szCs w:val="24"/>
-          <w:lang w:val="ru-RU"/>
-        </w:rPr>
-        <w:t xml:space="preserve">Рисунок 1 </w:t>
+        </w:rPr>
+        <w:t>—</w:t>
       </w:r>
       <w:r>
         <w:rPr>
@@ -2930,16 +2883,6 @@
           <w:bCs w:val="0"/>
           <w:sz w:val="24"/>
           <w:szCs w:val="24"/>
-        </w:rPr>
-        <w:t>—</w:t>
-      </w:r>
-      <w:r>
-        <w:rPr>
-          <w:rFonts w:hint="default" w:ascii="Times New Roman" w:hAnsi="Times New Roman" w:cs="Times New Roman"/>
-          <w:b w:val="0"/>
-          <w:bCs w:val="0"/>
-          <w:sz w:val="24"/>
-          <w:szCs w:val="24"/>
           <w:lang w:val="ru-RU"/>
         </w:rPr>
         <w:t xml:space="preserve"> блок-схема задания 1</w:t>
@@ -2960,8 +2903,7 @@
         <w:bidi w:val="0"/>
         <w:adjustRightInd/>
         <w:snapToGrid/>
-        <w:spacing w:line="360" w:lineRule="auto"/>
-        <w:ind w:firstLine="709"/>
+        <w:spacing w:after="240"/>
         <w:jc w:val="both"/>
         <w:textAlignment w:val="auto"/>
         <w:rPr>
@@ -2976,34 +2918,53 @@
           <w:sz w:val="24"/>
           <w:szCs w:val="24"/>
         </w:rPr>
-        <w:t>Текст программы для первого задания представлен на рисунке 2.</w:t>
-      </w:r>
-    </w:p>
-    <w:p>
-      <w:pPr>
-        <w:keepNext w:val="0"/>
-        <w:keepLines w:val="0"/>
-        <w:pageBreakBefore w:val="0"/>
-        <w:widowControl/>
-        <w:kinsoku/>
-        <w:wordWrap/>
-        <w:overflowPunct/>
-        <w:topLinePunct w:val="0"/>
-        <w:autoSpaceDE/>
-        <w:autoSpaceDN/>
-        <w:bidi w:val="0"/>
-        <w:adjustRightInd/>
-        <w:snapToGrid/>
-        <w:spacing w:line="360" w:lineRule="auto"/>
-        <w:ind w:firstLine="709"/>
-        <w:jc w:val="both"/>
-        <w:textAlignment w:val="auto"/>
-        <w:rPr>
-          <w:rFonts w:hint="default"/>
-          <w:sz w:val="24"/>
+        <w:t>Текст программы для первого задания представлен на рисунке</w:t>
+      </w:r>
+      <w:r>
+        <w:rPr>
+          <w:rFonts w:hint="default" w:ascii="Times New Roman" w:hAnsi="Times New Roman" w:cs="Times New Roman"/>
+          <w:sz w:val="24"/>
+          <w:szCs w:val="24"/>
           <w:lang w:val="ru-RU"/>
         </w:rPr>
-      </w:pPr>
+        <w:t xml:space="preserve"> </w:t>
+      </w:r>
+      <w:r>
+        <w:rPr>
+          <w:rFonts w:hint="default" w:ascii="Times New Roman" w:hAnsi="Times New Roman" w:cs="Times New Roman"/>
+          <w:sz w:val="24"/>
+          <w:szCs w:val="24"/>
+        </w:rPr>
+        <w:t>2.</w:t>
+      </w:r>
+    </w:p>
+    <w:p>
+      <w:pPr>
+        <w:keepNext w:val="0"/>
+        <w:keepLines w:val="0"/>
+        <w:pageBreakBefore w:val="0"/>
+        <w:widowControl/>
+        <w:kinsoku/>
+        <w:wordWrap/>
+        <w:overflowPunct/>
+        <w:topLinePunct w:val="0"/>
+        <w:autoSpaceDE/>
+        <w:autoSpaceDN/>
+        <w:bidi w:val="0"/>
+        <w:adjustRightInd/>
+        <w:snapToGrid/>
+        <w:spacing w:after="240"/>
+        <w:jc w:val="center"/>
+        <w:textAlignment w:val="auto"/>
+      </w:pPr>
+      <w:r>
+        <w:rPr>
+          <w:rFonts w:hint="default" w:ascii="Times New Roman" w:hAnsi="Times New Roman" w:cs="Times New Roman"/>
+          <w:sz w:val="24"/>
+          <w:szCs w:val="24"/>
+        </w:rPr>
+        <w:t xml:space="preserve"> </w:t>
+      </w:r>
       <w:r>
         <w:drawing>
           <wp:inline distT="0" distB="0" distL="114300" distR="114300">
@@ -3047,6 +3008,2821 @@
           </wp:inline>
         </w:drawing>
       </w:r>
+    </w:p>
+    <w:p>
+      <w:pPr>
+        <w:keepNext w:val="0"/>
+        <w:keepLines w:val="0"/>
+        <w:pageBreakBefore w:val="0"/>
+        <w:widowControl/>
+        <w:kinsoku/>
+        <w:wordWrap/>
+        <w:overflowPunct/>
+        <w:topLinePunct w:val="0"/>
+        <w:autoSpaceDE/>
+        <w:autoSpaceDN/>
+        <w:bidi w:val="0"/>
+        <w:adjustRightInd/>
+        <w:snapToGrid/>
+        <w:spacing w:after="240" w:line="240" w:lineRule="auto"/>
+        <w:ind w:firstLine="0"/>
+        <w:jc w:val="center"/>
+        <w:textAlignment w:val="auto"/>
+        <w:rPr>
+          <w:rFonts w:hint="default" w:ascii="Times New Roman" w:hAnsi="Times New Roman" w:cs="Times New Roman"/>
+          <w:b w:val="0"/>
+          <w:bCs w:val="0"/>
+          <w:sz w:val="24"/>
+          <w:szCs w:val="24"/>
+          <w:lang w:val="ru-RU"/>
+        </w:rPr>
+      </w:pPr>
+      <w:r>
+        <w:rPr>
+          <w:rFonts w:hint="default" w:ascii="Times New Roman" w:hAnsi="Times New Roman" w:cs="Times New Roman"/>
+          <w:sz w:val="24"/>
+          <w:szCs w:val="24"/>
+          <w:lang w:val="ru-RU"/>
+        </w:rPr>
+        <w:t xml:space="preserve">Рисунок 2 </w:t>
+      </w:r>
+      <w:r>
+        <w:rPr>
+          <w:rFonts w:hint="default" w:ascii="Times New Roman" w:hAnsi="Times New Roman" w:cs="Times New Roman"/>
+          <w:b w:val="0"/>
+          <w:bCs w:val="0"/>
+          <w:sz w:val="24"/>
+          <w:szCs w:val="24"/>
+        </w:rPr>
+        <w:t>—</w:t>
+      </w:r>
+      <w:r>
+        <w:rPr>
+          <w:rFonts w:hint="default" w:ascii="Times New Roman" w:hAnsi="Times New Roman" w:cs="Times New Roman"/>
+          <w:b w:val="0"/>
+          <w:bCs w:val="0"/>
+          <w:sz w:val="24"/>
+          <w:szCs w:val="24"/>
+          <w:lang w:val="ru-RU"/>
+        </w:rPr>
+        <w:t xml:space="preserve"> текст задания 1</w:t>
+      </w:r>
+    </w:p>
+    <w:p>
+      <w:pPr>
+        <w:keepNext w:val="0"/>
+        <w:keepLines w:val="0"/>
+        <w:pageBreakBefore w:val="0"/>
+        <w:widowControl/>
+        <w:kinsoku/>
+        <w:wordWrap/>
+        <w:overflowPunct/>
+        <w:topLinePunct w:val="0"/>
+        <w:autoSpaceDE/>
+        <w:autoSpaceDN/>
+        <w:bidi w:val="0"/>
+        <w:adjustRightInd/>
+        <w:snapToGrid/>
+        <w:spacing w:line="360" w:lineRule="auto"/>
+        <w:ind w:firstLine="706"/>
+        <w:jc w:val="both"/>
+        <w:textAlignment w:val="auto"/>
+        <w:rPr>
+          <w:rFonts w:hint="default" w:ascii="Times New Roman" w:hAnsi="Times New Roman" w:cs="Times New Roman"/>
+          <w:sz w:val="24"/>
+          <w:szCs w:val="24"/>
+          <w:lang w:val="ru-RU"/>
+        </w:rPr>
+      </w:pPr>
+      <w:r>
+        <w:rPr>
+          <w:rFonts w:hint="default" w:ascii="Times New Roman" w:hAnsi="Times New Roman" w:cs="Times New Roman"/>
+          <w:sz w:val="24"/>
+          <w:szCs w:val="24"/>
+          <w:lang w:val="ru-RU"/>
+        </w:rPr>
+        <w:t xml:space="preserve">Программа считывает два вещественных числа: текущую и желаемую температуру. С помощью условного оператора if проверяется, превышает ли текущая температура желаемую. Если это так, выводится сообщение «Охлаждение». Если текущая температура ниже желаемой, с помощью elif выводится «Нагрев». Если ни одно из условий не выполнено (температуры равны), срабатывает блок else, и выводится «Выключен». Результат выводится в соответствии с примером. </w:t>
+      </w:r>
+    </w:p>
+    <w:p>
+      <w:pPr>
+        <w:keepNext w:val="0"/>
+        <w:keepLines w:val="0"/>
+        <w:pageBreakBefore w:val="0"/>
+        <w:widowControl/>
+        <w:numPr>
+          <w:ilvl w:val="1"/>
+          <w:numId w:val="1"/>
+        </w:numPr>
+        <w:kinsoku/>
+        <w:wordWrap/>
+        <w:overflowPunct/>
+        <w:topLinePunct w:val="0"/>
+        <w:autoSpaceDE/>
+        <w:autoSpaceDN/>
+        <w:bidi w:val="0"/>
+        <w:adjustRightInd/>
+        <w:snapToGrid/>
+        <w:spacing w:before="240" w:after="120"/>
+        <w:ind w:left="0" w:firstLine="709"/>
+        <w:textAlignment w:val="auto"/>
+        <w:rPr>
+          <w:rFonts w:hint="default" w:ascii="Arial" w:hAnsi="Arial" w:cs="Arial"/>
+          <w:sz w:val="26"/>
+          <w:szCs w:val="26"/>
+          <w:lang w:val="ru-RU"/>
+        </w:rPr>
+      </w:pPr>
+      <w:r>
+        <w:rPr>
+          <w:rFonts w:hint="default" w:ascii="Arial" w:hAnsi="Arial" w:cs="Arial"/>
+          <w:sz w:val="26"/>
+          <w:szCs w:val="26"/>
+          <w:lang w:val="ru-RU"/>
+        </w:rPr>
+        <w:t>Задание 2</w:t>
+      </w:r>
+    </w:p>
+    <w:p>
+      <w:pPr>
+        <w:keepNext w:val="0"/>
+        <w:keepLines w:val="0"/>
+        <w:pageBreakBefore w:val="0"/>
+        <w:widowControl/>
+        <w:kinsoku/>
+        <w:wordWrap/>
+        <w:overflowPunct/>
+        <w:topLinePunct w:val="0"/>
+        <w:autoSpaceDE/>
+        <w:autoSpaceDN/>
+        <w:bidi w:val="0"/>
+        <w:adjustRightInd/>
+        <w:snapToGrid/>
+        <w:spacing w:line="360" w:lineRule="auto"/>
+        <w:ind w:firstLine="709"/>
+        <w:jc w:val="both"/>
+        <w:textAlignment w:val="auto"/>
+        <w:rPr>
+          <w:rFonts w:hint="default" w:ascii="Times New Roman" w:hAnsi="Times New Roman" w:cs="Times New Roman"/>
+          <w:sz w:val="24"/>
+          <w:szCs w:val="24"/>
+        </w:rPr>
+      </w:pPr>
+      <w:r>
+        <w:rPr>
+          <w:rFonts w:hint="default" w:ascii="Times New Roman" w:hAnsi="Times New Roman" w:cs="Times New Roman"/>
+          <w:sz w:val="24"/>
+          <w:szCs w:val="24"/>
+        </w:rPr>
+        <w:t>Программа считывает базовую стоимость билета и возраст пассажира. Первым шагом выполняется проверка корректности введённых данных. Если стоимость не является положительным числом или возраст выходит за пределы диапазона от 0 до 120 лет, программа выводит сообщение «Ошибка» и завершает работу. Это позволяет отсечь некорректные данные до начала расчётов.</w:t>
+      </w:r>
+    </w:p>
+    <w:p>
+      <w:pPr>
+        <w:keepNext w:val="0"/>
+        <w:keepLines w:val="0"/>
+        <w:pageBreakBefore w:val="0"/>
+        <w:widowControl/>
+        <w:kinsoku/>
+        <w:wordWrap/>
+        <w:overflowPunct/>
+        <w:topLinePunct w:val="0"/>
+        <w:autoSpaceDE/>
+        <w:autoSpaceDN/>
+        <w:bidi w:val="0"/>
+        <w:adjustRightInd/>
+        <w:snapToGrid/>
+        <w:spacing w:line="360" w:lineRule="auto"/>
+        <w:ind w:firstLine="709"/>
+        <w:jc w:val="both"/>
+        <w:textAlignment w:val="auto"/>
+        <w:rPr>
+          <w:rFonts w:hint="default" w:ascii="Times New Roman" w:hAnsi="Times New Roman" w:cs="Times New Roman"/>
+          <w:sz w:val="24"/>
+          <w:szCs w:val="24"/>
+        </w:rPr>
+      </w:pPr>
+      <w:r>
+        <w:rPr>
+          <w:rFonts w:hint="default" w:ascii="Times New Roman" w:hAnsi="Times New Roman" w:cs="Times New Roman"/>
+          <w:sz w:val="24"/>
+          <w:szCs w:val="24"/>
+        </w:rPr>
+        <w:t>Для корректных данных программа определяет размер скидки в зависимости от возрастной категории. Пассажирам в возрасте от 0 до 5 лет билет предоставляется бесплатно, для них доля базовой стоимости составляет 0%. Для детей от 6 до 17 лет действует скидка 50%. Взрослые пассажиры от 18 до 59 лет оплачивают полную стоимость билета (100%). Для пассажиров от 60 до 120 лет предусмотрена скидка 30%, то есть доля базовой стоимости составляет 70%.</w:t>
+      </w:r>
+    </w:p>
+    <w:p>
+      <w:pPr>
+        <w:keepNext w:val="0"/>
+        <w:keepLines w:val="0"/>
+        <w:pageBreakBefore w:val="0"/>
+        <w:widowControl/>
+        <w:kinsoku/>
+        <w:wordWrap/>
+        <w:overflowPunct/>
+        <w:topLinePunct w:val="0"/>
+        <w:autoSpaceDE/>
+        <w:autoSpaceDN/>
+        <w:bidi w:val="0"/>
+        <w:adjustRightInd/>
+        <w:snapToGrid/>
+        <w:spacing w:line="360" w:lineRule="auto"/>
+        <w:ind w:firstLine="709"/>
+        <w:jc w:val="both"/>
+        <w:textAlignment w:val="auto"/>
+        <w:rPr>
+          <w:rFonts w:hint="default" w:ascii="Times New Roman" w:hAnsi="Times New Roman" w:cs="Times New Roman"/>
+          <w:sz w:val="24"/>
+          <w:szCs w:val="24"/>
+        </w:rPr>
+      </w:pPr>
+      <w:r>
+        <w:rPr>
+          <w:rFonts w:hint="default" w:ascii="Times New Roman" w:hAnsi="Times New Roman" w:cs="Times New Roman"/>
+          <w:sz w:val="24"/>
+          <w:szCs w:val="24"/>
+        </w:rPr>
+        <w:t>После определения скидки итоговая стоимость рассчитывается как произведение базовой цены на соответствующую долю. Результат выводится на экран с двумя знаками после десятичной точки в соответствии с форматом, указанным в примере.</w:t>
+      </w:r>
+    </w:p>
+    <w:p>
+      <w:pPr>
+        <w:keepNext w:val="0"/>
+        <w:keepLines w:val="0"/>
+        <w:pageBreakBefore w:val="0"/>
+        <w:widowControl/>
+        <w:numPr>
+          <w:numId w:val="0"/>
+        </w:numPr>
+        <w:kinsoku/>
+        <w:wordWrap/>
+        <w:overflowPunct/>
+        <w:topLinePunct w:val="0"/>
+        <w:autoSpaceDE/>
+        <w:autoSpaceDN/>
+        <w:bidi w:val="0"/>
+        <w:adjustRightInd/>
+        <w:snapToGrid/>
+        <w:spacing w:line="360" w:lineRule="auto"/>
+        <w:ind w:firstLine="706"/>
+        <w:jc w:val="both"/>
+        <w:textAlignment w:val="auto"/>
+        <w:rPr>
+          <w:rFonts w:hint="default" w:ascii="Times New Roman" w:hAnsi="Times New Roman" w:cs="Times New Roman"/>
+          <w:sz w:val="24"/>
+          <w:szCs w:val="24"/>
+          <w:lang w:val="ru-RU"/>
+        </w:rPr>
+      </w:pPr>
+    </w:p>
+    <w:p>
+      <w:pPr>
+        <w:keepNext w:val="0"/>
+        <w:keepLines w:val="0"/>
+        <w:pageBreakBefore w:val="0"/>
+        <w:widowControl/>
+        <w:numPr>
+          <w:numId w:val="0"/>
+        </w:numPr>
+        <w:kinsoku/>
+        <w:wordWrap/>
+        <w:overflowPunct/>
+        <w:topLinePunct w:val="0"/>
+        <w:autoSpaceDE/>
+        <w:autoSpaceDN/>
+        <w:bidi w:val="0"/>
+        <w:adjustRightInd/>
+        <w:snapToGrid/>
+        <w:spacing w:line="360" w:lineRule="auto"/>
+        <w:ind w:firstLine="706"/>
+        <w:jc w:val="both"/>
+        <w:textAlignment w:val="auto"/>
+        <w:rPr>
+          <w:rFonts w:hint="default" w:ascii="Times New Roman" w:hAnsi="Times New Roman" w:cs="Times New Roman"/>
+          <w:sz w:val="24"/>
+          <w:szCs w:val="24"/>
+          <w:lang w:val="ru-RU"/>
+        </w:rPr>
+      </w:pPr>
+    </w:p>
+    <w:p>
+      <w:pPr>
+        <w:keepNext w:val="0"/>
+        <w:keepLines w:val="0"/>
+        <w:pageBreakBefore w:val="0"/>
+        <w:widowControl/>
+        <w:numPr>
+          <w:numId w:val="0"/>
+        </w:numPr>
+        <w:kinsoku/>
+        <w:wordWrap/>
+        <w:overflowPunct/>
+        <w:topLinePunct w:val="0"/>
+        <w:autoSpaceDE/>
+        <w:autoSpaceDN/>
+        <w:bidi w:val="0"/>
+        <w:adjustRightInd/>
+        <w:snapToGrid/>
+        <w:spacing w:line="360" w:lineRule="auto"/>
+        <w:ind w:firstLine="706"/>
+        <w:jc w:val="both"/>
+        <w:textAlignment w:val="auto"/>
+        <w:rPr>
+          <w:rFonts w:hint="default" w:ascii="Times New Roman" w:hAnsi="Times New Roman" w:cs="Times New Roman"/>
+          <w:sz w:val="24"/>
+          <w:szCs w:val="24"/>
+          <w:lang w:val="ru-RU"/>
+        </w:rPr>
+      </w:pPr>
+    </w:p>
+    <w:p>
+      <w:pPr>
+        <w:keepNext w:val="0"/>
+        <w:keepLines w:val="0"/>
+        <w:pageBreakBefore w:val="0"/>
+        <w:widowControl/>
+        <w:numPr>
+          <w:numId w:val="0"/>
+        </w:numPr>
+        <w:kinsoku/>
+        <w:wordWrap/>
+        <w:overflowPunct/>
+        <w:topLinePunct w:val="0"/>
+        <w:autoSpaceDE/>
+        <w:autoSpaceDN/>
+        <w:bidi w:val="0"/>
+        <w:adjustRightInd/>
+        <w:snapToGrid/>
+        <w:spacing w:line="360" w:lineRule="auto"/>
+        <w:ind w:firstLine="706"/>
+        <w:jc w:val="both"/>
+        <w:textAlignment w:val="auto"/>
+        <w:rPr>
+          <w:rFonts w:hint="default" w:ascii="Times New Roman" w:hAnsi="Times New Roman" w:cs="Times New Roman"/>
+          <w:sz w:val="24"/>
+          <w:szCs w:val="24"/>
+          <w:lang w:val="ru-RU"/>
+        </w:rPr>
+      </w:pPr>
+    </w:p>
+    <w:p>
+      <w:pPr>
+        <w:keepNext w:val="0"/>
+        <w:keepLines w:val="0"/>
+        <w:pageBreakBefore w:val="0"/>
+        <w:widowControl/>
+        <w:numPr>
+          <w:numId w:val="0"/>
+        </w:numPr>
+        <w:kinsoku/>
+        <w:wordWrap/>
+        <w:overflowPunct/>
+        <w:topLinePunct w:val="0"/>
+        <w:autoSpaceDE/>
+        <w:autoSpaceDN/>
+        <w:bidi w:val="0"/>
+        <w:adjustRightInd/>
+        <w:snapToGrid/>
+        <w:spacing w:line="360" w:lineRule="auto"/>
+        <w:ind w:firstLine="706"/>
+        <w:jc w:val="both"/>
+        <w:textAlignment w:val="auto"/>
+        <w:rPr>
+          <w:rFonts w:hint="default" w:ascii="Times New Roman" w:hAnsi="Times New Roman" w:cs="Times New Roman"/>
+          <w:sz w:val="24"/>
+          <w:szCs w:val="24"/>
+          <w:lang w:val="en-US"/>
+        </w:rPr>
+      </w:pPr>
+      <w:r>
+        <w:rPr>
+          <w:rFonts w:hint="default" w:ascii="Times New Roman" w:hAnsi="Times New Roman" w:cs="Times New Roman"/>
+          <w:sz w:val="24"/>
+          <w:szCs w:val="24"/>
+          <w:lang w:val="ru-RU"/>
+        </w:rPr>
+        <w:t xml:space="preserve"> Алгоритм решения второго задания представлен на рисунке 3.</w:t>
+      </w:r>
+    </w:p>
+    <w:p>
+      <w:pPr>
+        <w:keepNext w:val="0"/>
+        <w:keepLines w:val="0"/>
+        <w:pageBreakBefore w:val="0"/>
+        <w:widowControl/>
+        <w:kinsoku/>
+        <w:wordWrap/>
+        <w:overflowPunct/>
+        <w:topLinePunct w:val="0"/>
+        <w:autoSpaceDE/>
+        <w:autoSpaceDN/>
+        <w:bidi w:val="0"/>
+        <w:adjustRightInd/>
+        <w:snapToGrid/>
+        <w:spacing w:before="240" w:after="240" w:line="240" w:lineRule="auto"/>
+        <w:jc w:val="center"/>
+        <w:textAlignment w:val="auto"/>
+        <w:rPr>
+          <w:rFonts w:hint="default" w:ascii="Times New Roman" w:hAnsi="Times New Roman" w:cs="Times New Roman"/>
+          <w:sz w:val="24"/>
+          <w:szCs w:val="24"/>
+          <w:lang w:val="en-US"/>
+        </w:rPr>
+      </w:pPr>
+      <w:r>
+        <w:rPr>
+          <w:rFonts w:hint="default" w:ascii="Times New Roman" w:hAnsi="Times New Roman" w:cs="Times New Roman"/>
+          <w:sz w:val="24"/>
+          <w:szCs w:val="24"/>
+          <w:lang w:val="en-US"/>
+        </w:rPr>
+        <w:drawing>
+          <wp:inline distT="0" distB="0" distL="114300" distR="114300">
+            <wp:extent cx="5681980" cy="8197850"/>
+            <wp:effectExtent l="0" t="0" r="13970" b="12700"/>
+            <wp:docPr id="36" name="Изображение 36" descr="light"/>
+            <wp:cNvGraphicFramePr>
+              <a:graphicFrameLocks xmlns:a="http://schemas.openxmlformats.org/drawingml/2006/main" noChangeAspect="1"/>
+            </wp:cNvGraphicFramePr>
+            <a:graphic xmlns:a="http://schemas.openxmlformats.org/drawingml/2006/main">
+              <a:graphicData uri="http://schemas.openxmlformats.org/drawingml/2006/picture">
+                <pic:pic xmlns:pic="http://schemas.openxmlformats.org/drawingml/2006/picture">
+                  <pic:nvPicPr>
+                    <pic:cNvPr id="36" name="Изображение 36" descr="light"/>
+                    <pic:cNvPicPr>
+                      <a:picLocks noChangeAspect="1"/>
+                    </pic:cNvPicPr>
+                  </pic:nvPicPr>
+                  <pic:blipFill>
+                    <a:blip r:embed="rId5"/>
+                    <a:stretch>
+                      <a:fillRect/>
+                    </a:stretch>
+                  </pic:blipFill>
+                  <pic:spPr>
+                    <a:xfrm>
+                      <a:off x="0" y="0"/>
+                      <a:ext cx="5681980" cy="8197850"/>
+                    </a:xfrm>
+                    <a:prstGeom prst="rect">
+                      <a:avLst/>
+                    </a:prstGeom>
+                  </pic:spPr>
+                </pic:pic>
+              </a:graphicData>
+            </a:graphic>
+          </wp:inline>
+        </w:drawing>
+      </w:r>
+    </w:p>
+    <w:p>
+      <w:pPr>
+        <w:keepNext w:val="0"/>
+        <w:keepLines w:val="0"/>
+        <w:pageBreakBefore w:val="0"/>
+        <w:widowControl/>
+        <w:kinsoku/>
+        <w:wordWrap/>
+        <w:overflowPunct/>
+        <w:topLinePunct w:val="0"/>
+        <w:autoSpaceDE/>
+        <w:autoSpaceDN/>
+        <w:bidi w:val="0"/>
+        <w:adjustRightInd/>
+        <w:snapToGrid/>
+        <w:spacing w:after="240" w:line="240" w:lineRule="auto"/>
+        <w:ind w:firstLine="0"/>
+        <w:jc w:val="center"/>
+        <w:textAlignment w:val="auto"/>
+        <w:rPr>
+          <w:rFonts w:hint="default" w:ascii="Times New Roman" w:hAnsi="Times New Roman" w:cs="Times New Roman"/>
+          <w:b w:val="0"/>
+          <w:bCs w:val="0"/>
+          <w:sz w:val="24"/>
+          <w:szCs w:val="24"/>
+          <w:lang w:val="ru-RU"/>
+        </w:rPr>
+      </w:pPr>
+      <w:r>
+        <w:rPr>
+          <w:rFonts w:hint="default" w:ascii="Times New Roman" w:hAnsi="Times New Roman" w:cs="Times New Roman"/>
+          <w:sz w:val="24"/>
+          <w:szCs w:val="24"/>
+          <w:lang w:val="ru-RU"/>
+        </w:rPr>
+        <w:t xml:space="preserve">Рисунок 3 </w:t>
+      </w:r>
+      <w:r>
+        <w:rPr>
+          <w:rFonts w:hint="default" w:ascii="Times New Roman" w:hAnsi="Times New Roman" w:cs="Times New Roman"/>
+          <w:b w:val="0"/>
+          <w:bCs w:val="0"/>
+          <w:sz w:val="24"/>
+          <w:szCs w:val="24"/>
+        </w:rPr>
+        <w:t>—</w:t>
+      </w:r>
+      <w:r>
+        <w:rPr>
+          <w:rFonts w:hint="default" w:ascii="Times New Roman" w:hAnsi="Times New Roman" w:cs="Times New Roman"/>
+          <w:b w:val="0"/>
+          <w:bCs w:val="0"/>
+          <w:sz w:val="24"/>
+          <w:szCs w:val="24"/>
+          <w:lang w:val="ru-RU"/>
+        </w:rPr>
+        <w:t xml:space="preserve"> блок-схема задания 2</w:t>
+      </w:r>
+    </w:p>
+    <w:p>
+      <w:pPr>
+        <w:keepNext w:val="0"/>
+        <w:keepLines w:val="0"/>
+        <w:pageBreakBefore w:val="0"/>
+        <w:widowControl/>
+        <w:kinsoku/>
+        <w:wordWrap/>
+        <w:overflowPunct/>
+        <w:topLinePunct w:val="0"/>
+        <w:autoSpaceDE/>
+        <w:autoSpaceDN/>
+        <w:bidi w:val="0"/>
+        <w:adjustRightInd/>
+        <w:snapToGrid/>
+        <w:spacing w:line="360" w:lineRule="auto"/>
+        <w:jc w:val="both"/>
+        <w:textAlignment w:val="auto"/>
+        <w:rPr>
+          <w:rFonts w:hint="default" w:ascii="Times New Roman" w:hAnsi="Times New Roman" w:cs="Times New Roman"/>
+          <w:sz w:val="24"/>
+          <w:szCs w:val="24"/>
+          <w:lang w:val="en-US"/>
+        </w:rPr>
+      </w:pPr>
+    </w:p>
+    <w:p>
+      <w:pPr>
+        <w:keepNext w:val="0"/>
+        <w:keepLines w:val="0"/>
+        <w:pageBreakBefore w:val="0"/>
+        <w:widowControl/>
+        <w:kinsoku/>
+        <w:wordWrap/>
+        <w:overflowPunct/>
+        <w:topLinePunct w:val="0"/>
+        <w:autoSpaceDE/>
+        <w:autoSpaceDN/>
+        <w:bidi w:val="0"/>
+        <w:adjustRightInd/>
+        <w:snapToGrid/>
+        <w:spacing w:line="360" w:lineRule="auto"/>
+        <w:jc w:val="both"/>
+        <w:textAlignment w:val="auto"/>
+        <w:rPr>
+          <w:rFonts w:hint="default" w:ascii="Times New Roman" w:hAnsi="Times New Roman" w:cs="Times New Roman"/>
+          <w:sz w:val="24"/>
+          <w:szCs w:val="24"/>
+          <w:lang w:val="en-US"/>
+        </w:rPr>
+      </w:pPr>
+      <w:r>
+        <w:rPr>
+          <w:rFonts w:hint="default" w:ascii="Times New Roman" w:hAnsi="Times New Roman" w:cs="Times New Roman"/>
+          <w:sz w:val="24"/>
+          <w:szCs w:val="24"/>
+          <w:lang w:val="en-US"/>
+        </w:rPr>
+        <w:t>Текст программы для второго задания представлен на рисунке 4.</w:t>
+      </w:r>
+    </w:p>
+    <w:p>
+      <w:pPr>
+        <w:keepNext w:val="0"/>
+        <w:keepLines w:val="0"/>
+        <w:pageBreakBefore w:val="0"/>
+        <w:widowControl/>
+        <w:kinsoku/>
+        <w:wordWrap/>
+        <w:overflowPunct/>
+        <w:topLinePunct w:val="0"/>
+        <w:autoSpaceDE/>
+        <w:autoSpaceDN/>
+        <w:bidi w:val="0"/>
+        <w:adjustRightInd/>
+        <w:snapToGrid/>
+        <w:spacing w:before="240" w:after="240" w:line="240" w:lineRule="auto"/>
+        <w:jc w:val="center"/>
+        <w:textAlignment w:val="auto"/>
+      </w:pPr>
+      <w:r>
+        <w:drawing>
+          <wp:inline distT="0" distB="0" distL="114300" distR="114300">
+            <wp:extent cx="3857625" cy="3600450"/>
+            <wp:effectExtent l="0" t="0" r="9525" b="0"/>
+            <wp:docPr id="37" name="Изображение 2"/>
+            <wp:cNvGraphicFramePr>
+              <a:graphicFrameLocks xmlns:a="http://schemas.openxmlformats.org/drawingml/2006/main" noChangeAspect="1"/>
+            </wp:cNvGraphicFramePr>
+            <a:graphic xmlns:a="http://schemas.openxmlformats.org/drawingml/2006/main">
+              <a:graphicData uri="http://schemas.openxmlformats.org/drawingml/2006/picture">
+                <pic:pic xmlns:pic="http://schemas.openxmlformats.org/drawingml/2006/picture">
+                  <pic:nvPicPr>
+                    <pic:cNvPr id="37" name="Изображение 2"/>
+                    <pic:cNvPicPr>
+                      <a:picLocks noChangeAspect="1"/>
+                    </pic:cNvPicPr>
+                  </pic:nvPicPr>
+                  <pic:blipFill>
+                    <a:blip r:embed="rId6"/>
+                    <a:stretch>
+                      <a:fillRect/>
+                    </a:stretch>
+                  </pic:blipFill>
+                  <pic:spPr>
+                    <a:xfrm>
+                      <a:off x="0" y="0"/>
+                      <a:ext cx="3857625" cy="3600450"/>
+                    </a:xfrm>
+                    <a:prstGeom prst="rect">
+                      <a:avLst/>
+                    </a:prstGeom>
+                    <a:noFill/>
+                    <a:ln>
+                      <a:noFill/>
+                    </a:ln>
+                  </pic:spPr>
+                </pic:pic>
+              </a:graphicData>
+            </a:graphic>
+          </wp:inline>
+        </w:drawing>
+      </w:r>
+    </w:p>
+    <w:p>
+      <w:pPr>
+        <w:keepNext w:val="0"/>
+        <w:keepLines w:val="0"/>
+        <w:pageBreakBefore w:val="0"/>
+        <w:widowControl/>
+        <w:suppressLineNumbers w:val="0"/>
+        <w:kinsoku/>
+        <w:wordWrap/>
+        <w:overflowPunct/>
+        <w:topLinePunct w:val="0"/>
+        <w:autoSpaceDE w:val="0"/>
+        <w:autoSpaceDN/>
+        <w:bidi w:val="0"/>
+        <w:adjustRightInd/>
+        <w:snapToGrid/>
+        <w:spacing w:before="0" w:beforeAutospacing="0" w:after="240" w:afterAutospacing="0"/>
+        <w:ind w:left="0" w:right="0"/>
+        <w:jc w:val="center"/>
+        <w:textAlignment w:val="auto"/>
+        <w:rPr>
+          <w:rFonts w:hint="default" w:ascii="Times New Roman" w:hAnsi="Times New Roman" w:eastAsia="SimSun" w:cs="Times New Roman"/>
+          <w:b w:val="0"/>
+          <w:bCs w:val="0"/>
+          <w:kern w:val="0"/>
+          <w:sz w:val="24"/>
+          <w:szCs w:val="24"/>
+          <w:lang w:val="ru-RU" w:eastAsia="zh-CN" w:bidi="ar"/>
+        </w:rPr>
+      </w:pPr>
+      <w:r>
+        <w:rPr>
+          <w:rFonts w:hint="default" w:ascii="Times New Roman" w:hAnsi="Times New Roman" w:eastAsia="SimSun" w:cs="Times New Roman"/>
+          <w:kern w:val="0"/>
+          <w:sz w:val="24"/>
+          <w:szCs w:val="24"/>
+          <w:lang w:val="en-US" w:eastAsia="zh-CN" w:bidi="ar"/>
+        </w:rPr>
+        <w:t xml:space="preserve">Рисунок </w:t>
+      </w:r>
+      <w:r>
+        <w:rPr>
+          <w:rFonts w:hint="default" w:ascii="Times New Roman" w:hAnsi="Times New Roman" w:eastAsia="SimSun" w:cs="Times New Roman"/>
+          <w:kern w:val="0"/>
+          <w:sz w:val="24"/>
+          <w:szCs w:val="24"/>
+          <w:lang w:val="ru-RU" w:eastAsia="zh-CN" w:bidi="ar"/>
+        </w:rPr>
+        <w:t>4</w:t>
+      </w:r>
+      <w:r>
+        <w:rPr>
+          <w:rFonts w:hint="default" w:ascii="Times New Roman" w:hAnsi="Times New Roman" w:eastAsia="SimSun" w:cs="Times New Roman"/>
+          <w:kern w:val="0"/>
+          <w:sz w:val="24"/>
+          <w:szCs w:val="24"/>
+          <w:lang w:val="en-US" w:eastAsia="zh-CN" w:bidi="ar"/>
+        </w:rPr>
+        <w:t xml:space="preserve"> </w:t>
+      </w:r>
+      <w:r>
+        <w:rPr>
+          <w:rFonts w:hint="default" w:ascii="Times New Roman" w:hAnsi="Times New Roman" w:eastAsia="SimSun" w:cs="Times New Roman"/>
+          <w:b w:val="0"/>
+          <w:bCs w:val="0"/>
+          <w:kern w:val="0"/>
+          <w:sz w:val="24"/>
+          <w:szCs w:val="24"/>
+          <w:lang w:val="en-US" w:eastAsia="zh-CN" w:bidi="ar"/>
+        </w:rPr>
+        <w:t xml:space="preserve">— текст задания </w:t>
+      </w:r>
+      <w:r>
+        <w:rPr>
+          <w:rFonts w:hint="default" w:ascii="Times New Roman" w:hAnsi="Times New Roman" w:eastAsia="SimSun" w:cs="Times New Roman"/>
+          <w:b w:val="0"/>
+          <w:bCs w:val="0"/>
+          <w:kern w:val="0"/>
+          <w:sz w:val="24"/>
+          <w:szCs w:val="24"/>
+          <w:lang w:val="ru-RU" w:eastAsia="zh-CN" w:bidi="ar"/>
+        </w:rPr>
+        <w:t>2</w:t>
+      </w:r>
+    </w:p>
+    <w:p>
+      <w:pPr>
+        <w:keepNext w:val="0"/>
+        <w:keepLines w:val="0"/>
+        <w:pageBreakBefore w:val="0"/>
+        <w:widowControl/>
+        <w:kinsoku/>
+        <w:wordWrap/>
+        <w:overflowPunct/>
+        <w:topLinePunct w:val="0"/>
+        <w:autoSpaceDE/>
+        <w:autoSpaceDN/>
+        <w:bidi w:val="0"/>
+        <w:adjustRightInd/>
+        <w:snapToGrid/>
+        <w:spacing w:line="360" w:lineRule="auto"/>
+        <w:ind w:firstLine="709"/>
+        <w:jc w:val="both"/>
+        <w:textAlignment w:val="auto"/>
+        <w:rPr>
+          <w:rFonts w:hint="default" w:ascii="Times New Roman" w:hAnsi="Times New Roman" w:cs="Times New Roman"/>
+          <w:b w:val="0"/>
+          <w:bCs w:val="0"/>
+          <w:sz w:val="24"/>
+          <w:szCs w:val="24"/>
+          <w:lang w:val="en-US"/>
+        </w:rPr>
+      </w:pPr>
+      <w:r>
+        <w:rPr>
+          <w:rFonts w:hint="default" w:ascii="Times New Roman" w:hAnsi="Times New Roman" w:cs="Times New Roman"/>
+          <w:b w:val="0"/>
+          <w:bCs w:val="0"/>
+          <w:sz w:val="24"/>
+          <w:szCs w:val="24"/>
+          <w:lang w:val="en-US"/>
+        </w:rPr>
+        <w:t>Программа считывает базовую стоимость билета и возраст пассажира. С помощью условного оператора if проверяется корректность введённых данных. Если цена не положительна или возраст выходит за допустимые пределы, выводится «Ошибка». В противном случае программа определяет размер скидки с помощью вложенных условий elif и else в зависимости от возрастной категории. Итоговая стоимость рассчитывается как произведение базовой цены на долю стоимости и выводится с двумя знаками после десятичной точки в соответствии с примером.</w:t>
+      </w:r>
+    </w:p>
+    <w:p>
+      <w:pPr>
+        <w:keepNext w:val="0"/>
+        <w:keepLines w:val="0"/>
+        <w:pageBreakBefore w:val="0"/>
+        <w:widowControl/>
+        <w:numPr>
+          <w:ilvl w:val="1"/>
+          <w:numId w:val="1"/>
+        </w:numPr>
+        <w:kinsoku/>
+        <w:wordWrap/>
+        <w:overflowPunct/>
+        <w:topLinePunct w:val="0"/>
+        <w:autoSpaceDE/>
+        <w:autoSpaceDN/>
+        <w:bidi w:val="0"/>
+        <w:adjustRightInd/>
+        <w:snapToGrid/>
+        <w:spacing w:before="240" w:after="120"/>
+        <w:ind w:left="0" w:firstLine="709"/>
+        <w:textAlignment w:val="auto"/>
+        <w:rPr>
+          <w:rFonts w:hint="default" w:ascii="Arial" w:hAnsi="Arial" w:cs="Arial"/>
+          <w:sz w:val="26"/>
+          <w:szCs w:val="26"/>
+          <w:lang w:val="ru-RU"/>
+        </w:rPr>
+      </w:pPr>
+      <w:r>
+        <w:rPr>
+          <w:rFonts w:hint="default" w:ascii="Arial" w:hAnsi="Arial" w:cs="Arial"/>
+          <w:sz w:val="26"/>
+          <w:szCs w:val="26"/>
+          <w:lang w:val="ru-RU"/>
+        </w:rPr>
+        <w:t>Задание 3</w:t>
+      </w:r>
+    </w:p>
+    <w:p>
+      <w:pPr>
+        <w:pStyle w:val="5"/>
+        <w:keepNext w:val="0"/>
+        <w:keepLines w:val="0"/>
+        <w:pageBreakBefore w:val="0"/>
+        <w:widowControl/>
+        <w:suppressLineNumbers w:val="0"/>
+        <w:pBdr>
+          <w:top w:val="none" w:color="auto" w:sz="0" w:space="0"/>
+          <w:left w:val="none" w:color="auto" w:sz="0" w:space="0"/>
+          <w:bottom w:val="none" w:color="auto" w:sz="0" w:space="0"/>
+          <w:right w:val="none" w:color="auto" w:sz="0" w:space="0"/>
+        </w:pBdr>
+        <w:kinsoku/>
+        <w:wordWrap w:val="0"/>
+        <w:overflowPunct/>
+        <w:topLinePunct w:val="0"/>
+        <w:autoSpaceDE/>
+        <w:autoSpaceDN/>
+        <w:bidi w:val="0"/>
+        <w:adjustRightInd/>
+        <w:snapToGrid/>
+        <w:spacing w:before="0" w:beforeAutospacing="0" w:after="0" w:afterAutospacing="0" w:line="360" w:lineRule="auto"/>
+        <w:ind w:left="0" w:right="0" w:firstLine="709"/>
+        <w:jc w:val="both"/>
+        <w:textAlignment w:val="auto"/>
+        <w:rPr>
+          <w:rFonts w:hint="default" w:ascii="Times New Roman" w:hAnsi="Times New Roman" w:cs="Times New Roman"/>
+          <w:b w:val="0"/>
+          <w:bCs w:val="0"/>
+          <w:sz w:val="24"/>
+          <w:szCs w:val="24"/>
+          <w:lang w:val="en-US"/>
+        </w:rPr>
+      </w:pPr>
+      <w:r>
+        <w:rPr>
+          <w:rFonts w:hint="default" w:ascii="Times New Roman" w:hAnsi="Times New Roman" w:cs="Times New Roman"/>
+          <w:b w:val="0"/>
+          <w:bCs w:val="0"/>
+          <w:sz w:val="24"/>
+          <w:szCs w:val="24"/>
+          <w:lang w:val="en-US"/>
+        </w:rPr>
+        <w:t>В третьем задании требуется определить положение точки на координатной плоскости по введённым значениям x и y. Пользователь вводит два вещественных числа на отдельных строках. В зависимости от комбинации знаков координат выводится одно из семи сообщений.</w:t>
+      </w:r>
+      <w:r>
+        <w:rPr>
+          <w:rFonts w:hint="default" w:ascii="Times New Roman" w:hAnsi="Times New Roman" w:cs="Times New Roman"/>
+          <w:b w:val="0"/>
+          <w:bCs w:val="0"/>
+          <w:sz w:val="24"/>
+          <w:szCs w:val="24"/>
+          <w:lang w:val="en-US"/>
+        </w:rPr>
+        <w:t>Результат выводится в соответствии с примером, приведённым в задании.</w:t>
+      </w:r>
+      <w:r>
+        <w:rPr>
+          <w:rFonts w:hint="default" w:ascii="Times New Roman" w:hAnsi="Times New Roman" w:cs="Times New Roman"/>
+          <w:b w:val="0"/>
+          <w:bCs w:val="0"/>
+          <w:sz w:val="24"/>
+          <w:szCs w:val="24"/>
+          <w:lang w:val="en-US"/>
+        </w:rPr>
+        <w:t xml:space="preserve"> </w:t>
+      </w:r>
+      <w:r>
+        <w:rPr>
+          <w:rFonts w:hint="default" w:ascii="Times New Roman" w:hAnsi="Times New Roman" w:eastAsia="Consolas" w:cs="Times New Roman"/>
+          <w:caps w:val="0"/>
+          <w:color w:val="F9FAFB"/>
+          <w:spacing w:val="0"/>
+          <w:sz w:val="24"/>
+          <w:szCs w:val="24"/>
+          <w:bdr w:val="none" w:color="auto" w:sz="0" w:space="0"/>
+        </w:rPr>
+        <w:t>Координа</w:t>
+      </w:r>
+      <w:r>
+        <w:rPr>
+          <w:rFonts w:hint="default" w:ascii="Times New Roman" w:hAnsi="Times New Roman" w:eastAsia="Consolas" w:cs="Times New Roman"/>
+          <w:caps w:val="0"/>
+          <w:color w:val="000000" w:themeColor="text1"/>
+          <w:spacing w:val="0"/>
+          <w:sz w:val="24"/>
+          <w:szCs w:val="24"/>
+          <w:bdr w:val="none" w:color="auto" w:sz="0" w:space="0"/>
+          <w14:textFill>
+            <w14:solidFill>
+              <w14:schemeClr w14:val="tx1"/>
+            </w14:solidFill>
+          </w14:textFill>
+        </w:rPr>
+        <w:t>тная плоскость делится на четыре четверти осями X и Y. Если обе координаты положительны, точка находится в первой четверти. Если x отрицателен, а y положителен — во второй четверти. Если обе координаты отрицательны — в третьей четверти. Если x положителен, а y отрицателен — в четвёртой четверти.</w:t>
+      </w:r>
+    </w:p>
+    <w:p>
+      <w:pPr>
+        <w:keepNext w:val="0"/>
+        <w:keepLines w:val="0"/>
+        <w:pageBreakBefore w:val="0"/>
+        <w:widowControl/>
+        <w:kinsoku/>
+        <w:wordWrap/>
+        <w:overflowPunct/>
+        <w:topLinePunct w:val="0"/>
+        <w:autoSpaceDE/>
+        <w:autoSpaceDN/>
+        <w:bidi w:val="0"/>
+        <w:adjustRightInd/>
+        <w:snapToGrid/>
+        <w:spacing w:line="360" w:lineRule="auto"/>
+        <w:jc w:val="both"/>
+        <w:textAlignment w:val="auto"/>
+        <w:rPr>
+          <w:rFonts w:hint="default" w:ascii="Times New Roman" w:hAnsi="Times New Roman" w:cs="Times New Roman"/>
+          <w:b w:val="0"/>
+          <w:bCs w:val="0"/>
+          <w:sz w:val="24"/>
+          <w:szCs w:val="24"/>
+          <w:lang w:val="en-US"/>
+        </w:rPr>
+      </w:pPr>
+      <w:r>
+        <w:rPr>
+          <w:rFonts w:hint="default" w:ascii="Times New Roman" w:hAnsi="Times New Roman" w:cs="Times New Roman"/>
+          <w:b w:val="0"/>
+          <w:bCs w:val="0"/>
+          <w:sz w:val="24"/>
+          <w:szCs w:val="24"/>
+          <w:lang w:val="en-US"/>
+        </w:rPr>
+        <w:t>Алгоритм решения третьего задания представлен на рисунке 5.</w:t>
+      </w:r>
+    </w:p>
+    <w:p>
+      <w:pPr>
+        <w:keepNext w:val="0"/>
+        <w:keepLines w:val="0"/>
+        <w:pageBreakBefore w:val="0"/>
+        <w:widowControl/>
+        <w:kinsoku/>
+        <w:wordWrap/>
+        <w:overflowPunct/>
+        <w:topLinePunct w:val="0"/>
+        <w:autoSpaceDE/>
+        <w:autoSpaceDN/>
+        <w:bidi w:val="0"/>
+        <w:adjustRightInd/>
+        <w:snapToGrid/>
+        <w:spacing w:before="240" w:after="240" w:line="240" w:lineRule="auto"/>
+        <w:jc w:val="center"/>
+        <w:textAlignment w:val="auto"/>
+        <w:rPr>
+          <w:rFonts w:hint="default" w:ascii="Times New Roman" w:hAnsi="Times New Roman" w:cs="Times New Roman"/>
+          <w:b w:val="0"/>
+          <w:bCs w:val="0"/>
+          <w:sz w:val="24"/>
+          <w:szCs w:val="24"/>
+          <w:lang w:val="en-US"/>
+        </w:rPr>
+      </w:pPr>
+      <w:bookmarkStart w:id="0" w:name="_GoBack"/>
+      <w:r>
+        <w:rPr>
+          <w:rFonts w:hint="default" w:ascii="Times New Roman" w:hAnsi="Times New Roman" w:cs="Times New Roman"/>
+          <w:b w:val="0"/>
+          <w:bCs w:val="0"/>
+          <w:sz w:val="24"/>
+          <w:szCs w:val="24"/>
+          <w:lang w:val="en-US"/>
+        </w:rPr>
+        <w:drawing>
+          <wp:inline distT="0" distB="0" distL="114300" distR="114300">
+            <wp:extent cx="5375910" cy="8208645"/>
+            <wp:effectExtent l="0" t="0" r="15240" b="1905"/>
+            <wp:docPr id="38" name="Изображение 38" descr="task 3"/>
+            <wp:cNvGraphicFramePr>
+              <a:graphicFrameLocks xmlns:a="http://schemas.openxmlformats.org/drawingml/2006/main" noChangeAspect="1"/>
+            </wp:cNvGraphicFramePr>
+            <a:graphic xmlns:a="http://schemas.openxmlformats.org/drawingml/2006/main">
+              <a:graphicData uri="http://schemas.openxmlformats.org/drawingml/2006/picture">
+                <pic:pic xmlns:pic="http://schemas.openxmlformats.org/drawingml/2006/picture">
+                  <pic:nvPicPr>
+                    <pic:cNvPr id="38" name="Изображение 38" descr="task 3"/>
+                    <pic:cNvPicPr>
+                      <a:picLocks noChangeAspect="1"/>
+                    </pic:cNvPicPr>
+                  </pic:nvPicPr>
+                  <pic:blipFill>
+                    <a:blip r:embed="rId7"/>
+                    <a:stretch>
+                      <a:fillRect/>
+                    </a:stretch>
+                  </pic:blipFill>
+                  <pic:spPr>
+                    <a:xfrm>
+                      <a:off x="0" y="0"/>
+                      <a:ext cx="5375910" cy="8208645"/>
+                    </a:xfrm>
+                    <a:prstGeom prst="rect">
+                      <a:avLst/>
+                    </a:prstGeom>
+                  </pic:spPr>
+                </pic:pic>
+              </a:graphicData>
+            </a:graphic>
+          </wp:inline>
+        </w:drawing>
+      </w:r>
+      <w:bookmarkEnd w:id="0"/>
+    </w:p>
+    <w:p>
+      <w:pPr>
+        <w:keepNext w:val="0"/>
+        <w:keepLines w:val="0"/>
+        <w:pageBreakBefore w:val="0"/>
+        <w:widowControl/>
+        <w:suppressLineNumbers w:val="0"/>
+        <w:kinsoku/>
+        <w:wordWrap/>
+        <w:overflowPunct/>
+        <w:topLinePunct w:val="0"/>
+        <w:autoSpaceDE w:val="0"/>
+        <w:autoSpaceDN/>
+        <w:bidi w:val="0"/>
+        <w:adjustRightInd/>
+        <w:snapToGrid/>
+        <w:spacing w:before="0" w:beforeAutospacing="0" w:after="240" w:afterAutospacing="0"/>
+        <w:ind w:left="0" w:right="0"/>
+        <w:jc w:val="center"/>
+        <w:textAlignment w:val="auto"/>
+        <w:rPr>
+          <w:rFonts w:hint="default" w:ascii="Times New Roman" w:hAnsi="Times New Roman" w:eastAsia="SimSun" w:cs="Times New Roman"/>
+          <w:b w:val="0"/>
+          <w:bCs w:val="0"/>
+          <w:lang w:val="ru-RU"/>
+        </w:rPr>
+      </w:pPr>
+      <w:r>
+        <w:rPr>
+          <w:rFonts w:hint="default" w:ascii="Times New Roman" w:hAnsi="Times New Roman" w:eastAsia="SimSun" w:cs="Times New Roman"/>
+          <w:kern w:val="0"/>
+          <w:sz w:val="24"/>
+          <w:szCs w:val="24"/>
+          <w:lang w:val="en-US" w:eastAsia="zh-CN" w:bidi="ar"/>
+        </w:rPr>
+        <w:t xml:space="preserve">Рисунок </w:t>
+      </w:r>
+      <w:r>
+        <w:rPr>
+          <w:rFonts w:hint="default" w:ascii="Times New Roman" w:hAnsi="Times New Roman" w:eastAsia="SimSun" w:cs="Times New Roman"/>
+          <w:kern w:val="0"/>
+          <w:sz w:val="24"/>
+          <w:szCs w:val="24"/>
+          <w:lang w:val="ru-RU" w:eastAsia="zh-CN" w:bidi="ar"/>
+        </w:rPr>
+        <w:t>5</w:t>
+      </w:r>
+      <w:r>
+        <w:rPr>
+          <w:rFonts w:hint="default" w:ascii="Times New Roman" w:hAnsi="Times New Roman" w:eastAsia="SimSun" w:cs="Times New Roman"/>
+          <w:kern w:val="0"/>
+          <w:sz w:val="24"/>
+          <w:szCs w:val="24"/>
+          <w:lang w:val="en-US" w:eastAsia="zh-CN" w:bidi="ar"/>
+        </w:rPr>
+        <w:t xml:space="preserve"> </w:t>
+      </w:r>
+      <w:r>
+        <w:rPr>
+          <w:rFonts w:hint="default" w:ascii="Times New Roman" w:hAnsi="Times New Roman" w:eastAsia="SimSun" w:cs="Times New Roman"/>
+          <w:b w:val="0"/>
+          <w:bCs w:val="0"/>
+          <w:kern w:val="0"/>
+          <w:sz w:val="24"/>
+          <w:szCs w:val="24"/>
+          <w:lang w:val="en-US" w:eastAsia="zh-CN" w:bidi="ar"/>
+        </w:rPr>
+        <w:t xml:space="preserve">— </w:t>
+      </w:r>
+      <w:r>
+        <w:rPr>
+          <w:rFonts w:hint="default" w:ascii="Times New Roman" w:hAnsi="Times New Roman" w:eastAsia="SimSun" w:cs="Times New Roman"/>
+          <w:b w:val="0"/>
+          <w:bCs w:val="0"/>
+          <w:kern w:val="0"/>
+          <w:sz w:val="24"/>
+          <w:szCs w:val="24"/>
+          <w:lang w:val="ru-RU" w:eastAsia="zh-CN" w:bidi="ar"/>
+        </w:rPr>
+        <w:t xml:space="preserve">блок-схема </w:t>
+      </w:r>
+      <w:r>
+        <w:rPr>
+          <w:rFonts w:hint="default" w:ascii="Times New Roman" w:hAnsi="Times New Roman" w:eastAsia="SimSun" w:cs="Times New Roman"/>
+          <w:b w:val="0"/>
+          <w:bCs w:val="0"/>
+          <w:kern w:val="0"/>
+          <w:sz w:val="24"/>
+          <w:szCs w:val="24"/>
+          <w:lang w:val="en-US" w:eastAsia="zh-CN" w:bidi="ar"/>
+        </w:rPr>
+        <w:t>задания</w:t>
+      </w:r>
+      <w:r>
+        <w:rPr>
+          <w:rFonts w:hint="default" w:ascii="Times New Roman" w:hAnsi="Times New Roman" w:eastAsia="SimSun" w:cs="Times New Roman"/>
+          <w:b w:val="0"/>
+          <w:bCs w:val="0"/>
+          <w:kern w:val="0"/>
+          <w:sz w:val="24"/>
+          <w:szCs w:val="24"/>
+          <w:lang w:val="ru-RU" w:eastAsia="zh-CN" w:bidi="ar"/>
+        </w:rPr>
+        <w:t xml:space="preserve"> 3</w:t>
+      </w:r>
+    </w:p>
+    <w:p>
+      <w:pPr>
+        <w:keepNext w:val="0"/>
+        <w:keepLines w:val="0"/>
+        <w:pageBreakBefore w:val="0"/>
+        <w:widowControl/>
+        <w:kinsoku/>
+        <w:wordWrap/>
+        <w:overflowPunct/>
+        <w:topLinePunct w:val="0"/>
+        <w:autoSpaceDE/>
+        <w:autoSpaceDN/>
+        <w:bidi w:val="0"/>
+        <w:adjustRightInd/>
+        <w:snapToGrid/>
+        <w:spacing w:line="360" w:lineRule="auto"/>
+        <w:ind w:firstLine="25"/>
+        <w:jc w:val="both"/>
+        <w:textAlignment w:val="auto"/>
+        <w:rPr>
+          <w:rFonts w:hint="default" w:ascii="Times New Roman" w:hAnsi="Times New Roman" w:cs="Times New Roman"/>
+          <w:sz w:val="24"/>
+          <w:szCs w:val="24"/>
+        </w:rPr>
+      </w:pPr>
+      <w:r>
+        <w:rPr>
+          <w:rFonts w:hint="default" w:ascii="Times New Roman" w:hAnsi="Times New Roman" w:cs="Times New Roman"/>
+          <w:sz w:val="24"/>
+          <w:szCs w:val="24"/>
+        </w:rPr>
+        <w:t>Текст программы для третьего задания представлен на рисунке 6.</w:t>
+      </w:r>
+    </w:p>
+    <w:p>
+      <w:pPr>
+        <w:keepNext w:val="0"/>
+        <w:keepLines w:val="0"/>
+        <w:pageBreakBefore w:val="0"/>
+        <w:widowControl/>
+        <w:kinsoku/>
+        <w:wordWrap/>
+        <w:overflowPunct/>
+        <w:topLinePunct w:val="0"/>
+        <w:autoSpaceDE/>
+        <w:autoSpaceDN/>
+        <w:bidi w:val="0"/>
+        <w:adjustRightInd/>
+        <w:snapToGrid/>
+        <w:spacing w:before="240" w:after="240" w:line="240" w:lineRule="auto"/>
+        <w:ind w:firstLine="0"/>
+        <w:jc w:val="center"/>
+        <w:textAlignment w:val="auto"/>
+      </w:pPr>
+      <w:r>
+        <w:drawing>
+          <wp:inline distT="0" distB="0" distL="114300" distR="114300">
+            <wp:extent cx="2495550" cy="3581400"/>
+            <wp:effectExtent l="0" t="0" r="0" b="0"/>
+            <wp:docPr id="39" name="Изображение 3"/>
+            <wp:cNvGraphicFramePr>
+              <a:graphicFrameLocks xmlns:a="http://schemas.openxmlformats.org/drawingml/2006/main" noChangeAspect="1"/>
+            </wp:cNvGraphicFramePr>
+            <a:graphic xmlns:a="http://schemas.openxmlformats.org/drawingml/2006/main">
+              <a:graphicData uri="http://schemas.openxmlformats.org/drawingml/2006/picture">
+                <pic:pic xmlns:pic="http://schemas.openxmlformats.org/drawingml/2006/picture">
+                  <pic:nvPicPr>
+                    <pic:cNvPr id="39" name="Изображение 3"/>
+                    <pic:cNvPicPr>
+                      <a:picLocks noChangeAspect="1"/>
+                    </pic:cNvPicPr>
+                  </pic:nvPicPr>
+                  <pic:blipFill>
+                    <a:blip r:embed="rId8"/>
+                    <a:stretch>
+                      <a:fillRect/>
+                    </a:stretch>
+                  </pic:blipFill>
+                  <pic:spPr>
+                    <a:xfrm>
+                      <a:off x="0" y="0"/>
+                      <a:ext cx="2495550" cy="3581400"/>
+                    </a:xfrm>
+                    <a:prstGeom prst="rect">
+                      <a:avLst/>
+                    </a:prstGeom>
+                    <a:noFill/>
+                    <a:ln>
+                      <a:noFill/>
+                    </a:ln>
+                  </pic:spPr>
+                </pic:pic>
+              </a:graphicData>
+            </a:graphic>
+          </wp:inline>
+        </w:drawing>
+      </w:r>
+    </w:p>
+    <w:p>
+      <w:pPr>
+        <w:keepNext w:val="0"/>
+        <w:keepLines w:val="0"/>
+        <w:pageBreakBefore w:val="0"/>
+        <w:widowControl/>
+        <w:suppressLineNumbers w:val="0"/>
+        <w:kinsoku/>
+        <w:wordWrap/>
+        <w:overflowPunct/>
+        <w:topLinePunct w:val="0"/>
+        <w:autoSpaceDE w:val="0"/>
+        <w:autoSpaceDN/>
+        <w:bidi w:val="0"/>
+        <w:adjustRightInd/>
+        <w:snapToGrid/>
+        <w:spacing w:before="0" w:beforeAutospacing="0" w:after="240" w:afterAutospacing="0"/>
+        <w:ind w:left="0" w:right="0"/>
+        <w:jc w:val="center"/>
+        <w:textAlignment w:val="auto"/>
+        <w:rPr>
+          <w:rFonts w:hint="default" w:ascii="Times New Roman" w:hAnsi="Times New Roman" w:eastAsia="SimSun" w:cs="Times New Roman"/>
+          <w:b w:val="0"/>
+          <w:bCs w:val="0"/>
+          <w:kern w:val="0"/>
+          <w:sz w:val="24"/>
+          <w:szCs w:val="24"/>
+          <w:lang w:val="ru-RU" w:eastAsia="zh-CN" w:bidi="ar"/>
+        </w:rPr>
+      </w:pPr>
+      <w:r>
+        <w:rPr>
+          <w:rFonts w:hint="default" w:ascii="Times New Roman" w:hAnsi="Times New Roman" w:eastAsia="SimSun" w:cs="Times New Roman"/>
+          <w:kern w:val="0"/>
+          <w:sz w:val="24"/>
+          <w:szCs w:val="24"/>
+          <w:lang w:val="en-US" w:eastAsia="zh-CN" w:bidi="ar"/>
+        </w:rPr>
+        <w:t xml:space="preserve">Рисунок </w:t>
+      </w:r>
+      <w:r>
+        <w:rPr>
+          <w:rFonts w:hint="default" w:ascii="Times New Roman" w:hAnsi="Times New Roman" w:eastAsia="SimSun" w:cs="Times New Roman"/>
+          <w:kern w:val="0"/>
+          <w:sz w:val="24"/>
+          <w:szCs w:val="24"/>
+          <w:lang w:val="ru-RU" w:eastAsia="zh-CN" w:bidi="ar"/>
+        </w:rPr>
+        <w:t>6</w:t>
+      </w:r>
+      <w:r>
+        <w:rPr>
+          <w:rFonts w:hint="default" w:ascii="Times New Roman" w:hAnsi="Times New Roman" w:eastAsia="SimSun" w:cs="Times New Roman"/>
+          <w:kern w:val="0"/>
+          <w:sz w:val="24"/>
+          <w:szCs w:val="24"/>
+          <w:lang w:val="en-US" w:eastAsia="zh-CN" w:bidi="ar"/>
+        </w:rPr>
+        <w:t xml:space="preserve"> </w:t>
+      </w:r>
+      <w:r>
+        <w:rPr>
+          <w:rFonts w:hint="default" w:ascii="Times New Roman" w:hAnsi="Times New Roman" w:eastAsia="SimSun" w:cs="Times New Roman"/>
+          <w:b w:val="0"/>
+          <w:bCs w:val="0"/>
+          <w:kern w:val="0"/>
+          <w:sz w:val="24"/>
+          <w:szCs w:val="24"/>
+          <w:lang w:val="en-US" w:eastAsia="zh-CN" w:bidi="ar"/>
+        </w:rPr>
+        <w:t xml:space="preserve">— текст задания </w:t>
+      </w:r>
+      <w:r>
+        <w:rPr>
+          <w:rFonts w:hint="default" w:ascii="Times New Roman" w:hAnsi="Times New Roman" w:eastAsia="SimSun" w:cs="Times New Roman"/>
+          <w:b w:val="0"/>
+          <w:bCs w:val="0"/>
+          <w:kern w:val="0"/>
+          <w:sz w:val="24"/>
+          <w:szCs w:val="24"/>
+          <w:lang w:val="ru-RU" w:eastAsia="zh-CN" w:bidi="ar"/>
+        </w:rPr>
+        <w:t>3</w:t>
+      </w:r>
+    </w:p>
+    <w:p>
+      <w:pPr>
+        <w:keepNext w:val="0"/>
+        <w:keepLines w:val="0"/>
+        <w:pageBreakBefore w:val="0"/>
+        <w:widowControl/>
+        <w:kinsoku/>
+        <w:wordWrap/>
+        <w:overflowPunct/>
+        <w:topLinePunct w:val="0"/>
+        <w:autoSpaceDE/>
+        <w:autoSpaceDN/>
+        <w:bidi w:val="0"/>
+        <w:adjustRightInd/>
+        <w:snapToGrid/>
+        <w:spacing w:line="360" w:lineRule="auto"/>
+        <w:ind w:firstLine="709"/>
+        <w:jc w:val="both"/>
+        <w:textAlignment w:val="auto"/>
+        <w:rPr>
+          <w:rFonts w:hint="default" w:ascii="Times New Roman" w:hAnsi="Times New Roman" w:cs="Times New Roman"/>
+          <w:sz w:val="24"/>
+          <w:szCs w:val="24"/>
+          <w:lang w:val="en-US"/>
+        </w:rPr>
+      </w:pPr>
+      <w:r>
+        <w:rPr>
+          <w:rFonts w:hint="default" w:ascii="Times New Roman" w:hAnsi="Times New Roman" w:cs="Times New Roman"/>
+          <w:sz w:val="24"/>
+          <w:szCs w:val="24"/>
+          <w:lang w:val="en-US"/>
+        </w:rPr>
+        <w:t>Программа считывает два вещественных числа x и y. С помощью последовательных условий if и elif проверяется положение точки. Сначала отсекаются частные случаи: начало координат (обе координаты равны нулю), ось X (y равен нулю) и ось Y (x равен нулю). Затем определяются четверти в зависимости от знаков координат. Если ни одно из условий не выполнено, срабатывает блок else, соответствующий IV четверти. Все результаты выводятся в формате, соответствующем примеру.</w:t>
+      </w:r>
+    </w:p>
+    <w:p>
+      <w:pPr>
+        <w:keepNext w:val="0"/>
+        <w:keepLines w:val="0"/>
+        <w:pageBreakBefore w:val="0"/>
+        <w:widowControl/>
+        <w:numPr>
+          <w:ilvl w:val="1"/>
+          <w:numId w:val="1"/>
+        </w:numPr>
+        <w:kinsoku/>
+        <w:wordWrap/>
+        <w:overflowPunct/>
+        <w:topLinePunct w:val="0"/>
+        <w:autoSpaceDE/>
+        <w:autoSpaceDN/>
+        <w:bidi w:val="0"/>
+        <w:adjustRightInd/>
+        <w:snapToGrid/>
+        <w:spacing w:before="240" w:after="120"/>
+        <w:ind w:left="0" w:firstLine="709"/>
+        <w:textAlignment w:val="auto"/>
+        <w:rPr>
+          <w:rFonts w:hint="default" w:ascii="Arial" w:hAnsi="Arial" w:cs="Arial"/>
+          <w:sz w:val="26"/>
+          <w:szCs w:val="26"/>
+          <w:lang w:val="ru-RU"/>
+        </w:rPr>
+      </w:pPr>
+      <w:r>
+        <w:rPr>
+          <w:rFonts w:hint="default" w:ascii="Arial" w:hAnsi="Arial" w:cs="Arial"/>
+          <w:sz w:val="26"/>
+          <w:szCs w:val="26"/>
+          <w:lang w:val="ru-RU"/>
+        </w:rPr>
+        <w:t xml:space="preserve">Задание </w:t>
+      </w:r>
+      <w:r>
+        <w:rPr>
+          <w:rFonts w:hint="default" w:ascii="Arial" w:hAnsi="Arial" w:cs="Arial"/>
+          <w:sz w:val="26"/>
+          <w:szCs w:val="26"/>
+          <w:lang w:val="en-US"/>
+        </w:rPr>
+        <w:t>4</w:t>
+      </w:r>
+    </w:p>
+    <w:p>
+      <w:pPr>
+        <w:keepNext w:val="0"/>
+        <w:keepLines w:val="0"/>
+        <w:pageBreakBefore w:val="0"/>
+        <w:widowControl/>
+        <w:kinsoku/>
+        <w:wordWrap/>
+        <w:overflowPunct/>
+        <w:topLinePunct w:val="0"/>
+        <w:autoSpaceDE/>
+        <w:autoSpaceDN/>
+        <w:bidi w:val="0"/>
+        <w:adjustRightInd/>
+        <w:snapToGrid/>
+        <w:spacing w:line="360" w:lineRule="auto"/>
+        <w:ind w:firstLine="709"/>
+        <w:jc w:val="both"/>
+        <w:textAlignment w:val="auto"/>
+        <w:rPr>
+          <w:rFonts w:hint="default" w:ascii="Times New Roman" w:hAnsi="Times New Roman" w:cs="Times New Roman"/>
+          <w:sz w:val="24"/>
+          <w:szCs w:val="24"/>
+          <w:lang w:val="ru-RU"/>
+        </w:rPr>
+      </w:pPr>
+      <w:r>
+        <w:rPr>
+          <w:rFonts w:hint="default" w:ascii="Times New Roman" w:hAnsi="Times New Roman" w:cs="Times New Roman"/>
+          <w:sz w:val="24"/>
+          <w:szCs w:val="24"/>
+          <w:lang w:val="ru-RU"/>
+        </w:rPr>
+        <w:t>В четвёртом задании требуется проверить, может ли существовать треугольник с заданными длинами сторон, и определить его тип. Пользователь вводит три целых числа на отдельных строках, каждое из которых обозначает длину одной из сторон. Алгоритм решения четвёртого задания представлен на рисунке 7.</w:t>
+      </w:r>
+    </w:p>
+    <w:p>
+      <w:pPr>
+        <w:keepNext w:val="0"/>
+        <w:keepLines w:val="0"/>
+        <w:pageBreakBefore w:val="0"/>
+        <w:widowControl/>
+        <w:kinsoku/>
+        <w:wordWrap/>
+        <w:overflowPunct/>
+        <w:topLinePunct w:val="0"/>
+        <w:autoSpaceDE/>
+        <w:autoSpaceDN/>
+        <w:bidi w:val="0"/>
+        <w:adjustRightInd/>
+        <w:snapToGrid/>
+        <w:spacing w:line="360" w:lineRule="auto"/>
+        <w:ind w:firstLine="709"/>
+        <w:jc w:val="both"/>
+        <w:textAlignment w:val="auto"/>
+        <w:rPr>
+          <w:rFonts w:hint="default" w:ascii="Times New Roman" w:hAnsi="Times New Roman" w:cs="Times New Roman"/>
+          <w:sz w:val="24"/>
+          <w:szCs w:val="24"/>
+          <w:lang w:val="ru-RU"/>
+        </w:rPr>
+      </w:pPr>
+      <w:r>
+        <w:rPr>
+          <w:rFonts w:hint="default" w:ascii="Times New Roman" w:hAnsi="Times New Roman" w:cs="Times New Roman"/>
+          <w:sz w:val="24"/>
+          <w:szCs w:val="24"/>
+          <w:lang w:val="ru-RU"/>
+        </w:rPr>
+        <w:t>Программа должна проверять условия в правильном порядке. Сначала проверяется существование треугольника, и только после этого определяется его тип. Для выбора взаимоисключающих результатов используется одна цепочка if-elif-else. Результат выводится в соответствии с примером, приведённым в задании.</w:t>
+      </w:r>
+    </w:p>
+    <w:p>
+      <w:pPr>
+        <w:keepNext w:val="0"/>
+        <w:keepLines w:val="0"/>
+        <w:pageBreakBefore w:val="0"/>
+        <w:widowControl/>
+        <w:kinsoku/>
+        <w:wordWrap/>
+        <w:overflowPunct/>
+        <w:topLinePunct w:val="0"/>
+        <w:autoSpaceDE/>
+        <w:autoSpaceDN/>
+        <w:bidi w:val="0"/>
+        <w:adjustRightInd/>
+        <w:snapToGrid/>
+        <w:spacing w:line="360" w:lineRule="auto"/>
+        <w:ind w:firstLine="709"/>
+        <w:jc w:val="both"/>
+        <w:textAlignment w:val="auto"/>
+        <w:rPr>
+          <w:rFonts w:hint="default" w:ascii="Times New Roman" w:hAnsi="Times New Roman" w:cs="Times New Roman"/>
+          <w:sz w:val="24"/>
+          <w:szCs w:val="24"/>
+          <w:lang w:val="ru-RU"/>
+        </w:rPr>
+      </w:pPr>
+    </w:p>
+    <w:p>
+      <w:pPr>
+        <w:keepNext w:val="0"/>
+        <w:keepLines w:val="0"/>
+        <w:pageBreakBefore w:val="0"/>
+        <w:widowControl/>
+        <w:kinsoku/>
+        <w:wordWrap/>
+        <w:overflowPunct/>
+        <w:topLinePunct w:val="0"/>
+        <w:autoSpaceDE/>
+        <w:autoSpaceDN/>
+        <w:bidi w:val="0"/>
+        <w:adjustRightInd/>
+        <w:snapToGrid/>
+        <w:spacing w:line="360" w:lineRule="auto"/>
+        <w:ind w:firstLine="709"/>
+        <w:jc w:val="both"/>
+        <w:textAlignment w:val="auto"/>
+        <w:rPr>
+          <w:rFonts w:hint="default" w:ascii="Times New Roman" w:hAnsi="Times New Roman" w:cs="Times New Roman"/>
+          <w:sz w:val="24"/>
+          <w:szCs w:val="24"/>
+          <w:lang w:val="ru-RU"/>
+        </w:rPr>
+      </w:pPr>
+    </w:p>
+    <w:p>
+      <w:pPr>
+        <w:keepNext w:val="0"/>
+        <w:keepLines w:val="0"/>
+        <w:pageBreakBefore w:val="0"/>
+        <w:widowControl/>
+        <w:kinsoku/>
+        <w:wordWrap/>
+        <w:overflowPunct/>
+        <w:topLinePunct w:val="0"/>
+        <w:autoSpaceDE/>
+        <w:autoSpaceDN/>
+        <w:bidi w:val="0"/>
+        <w:adjustRightInd/>
+        <w:snapToGrid/>
+        <w:spacing w:line="360" w:lineRule="auto"/>
+        <w:jc w:val="both"/>
+        <w:textAlignment w:val="auto"/>
+        <w:rPr>
+          <w:rFonts w:hint="default" w:ascii="Times New Roman" w:hAnsi="Times New Roman" w:cs="Times New Roman"/>
+          <w:b w:val="0"/>
+          <w:bCs w:val="0"/>
+          <w:sz w:val="24"/>
+          <w:szCs w:val="24"/>
+          <w:lang w:val="en-US"/>
+        </w:rPr>
+      </w:pPr>
+      <w:r>
+        <w:rPr>
+          <w:rFonts w:hint="default" w:ascii="Times New Roman" w:hAnsi="Times New Roman" w:cs="Times New Roman"/>
+          <w:b w:val="0"/>
+          <w:bCs w:val="0"/>
+          <w:sz w:val="24"/>
+          <w:szCs w:val="24"/>
+          <w:lang w:val="en-US"/>
+        </w:rPr>
+        <w:t xml:space="preserve">Алгоритм решения третьего задания представлен на рисунке </w:t>
+      </w:r>
+      <w:r>
+        <w:rPr>
+          <w:rFonts w:hint="default" w:ascii="Times New Roman" w:hAnsi="Times New Roman" w:cs="Times New Roman"/>
+          <w:b w:val="0"/>
+          <w:bCs w:val="0"/>
+          <w:sz w:val="24"/>
+          <w:szCs w:val="24"/>
+          <w:lang w:val="ru-RU"/>
+        </w:rPr>
+        <w:t>7</w:t>
+      </w:r>
+      <w:r>
+        <w:rPr>
+          <w:rFonts w:hint="default" w:ascii="Times New Roman" w:hAnsi="Times New Roman" w:cs="Times New Roman"/>
+          <w:b w:val="0"/>
+          <w:bCs w:val="0"/>
+          <w:sz w:val="24"/>
+          <w:szCs w:val="24"/>
+          <w:lang w:val="en-US"/>
+        </w:rPr>
+        <w:t>.</w:t>
+      </w:r>
+    </w:p>
+    <w:p>
+      <w:pPr>
+        <w:keepNext w:val="0"/>
+        <w:keepLines w:val="0"/>
+        <w:pageBreakBefore w:val="0"/>
+        <w:widowControl/>
+        <w:kinsoku/>
+        <w:wordWrap/>
+        <w:overflowPunct/>
+        <w:topLinePunct w:val="0"/>
+        <w:autoSpaceDE/>
+        <w:autoSpaceDN/>
+        <w:bidi w:val="0"/>
+        <w:adjustRightInd/>
+        <w:snapToGrid/>
+        <w:spacing w:before="240" w:after="240" w:line="240" w:lineRule="auto"/>
+        <w:ind w:firstLine="0"/>
+        <w:jc w:val="center"/>
+        <w:textAlignment w:val="auto"/>
+        <w:rPr>
+          <w:rFonts w:hint="default" w:ascii="Times New Roman" w:hAnsi="Times New Roman" w:cs="Times New Roman"/>
+          <w:sz w:val="24"/>
+          <w:szCs w:val="24"/>
+          <w:lang w:val="en-US"/>
+        </w:rPr>
+      </w:pPr>
+      <w:r>
+        <w:rPr>
+          <w:rFonts w:hint="default" w:ascii="Times New Roman" w:hAnsi="Times New Roman" w:cs="Times New Roman"/>
+          <w:sz w:val="24"/>
+          <w:szCs w:val="24"/>
+          <w:lang w:val="en-US"/>
+        </w:rPr>
+        <w:drawing>
+          <wp:inline distT="0" distB="0" distL="114300" distR="114300">
+            <wp:extent cx="5788025" cy="8278495"/>
+            <wp:effectExtent l="0" t="0" r="3175" b="8255"/>
+            <wp:docPr id="40" name="Изображение 40" descr="task 4"/>
+            <wp:cNvGraphicFramePr>
+              <a:graphicFrameLocks xmlns:a="http://schemas.openxmlformats.org/drawingml/2006/main" noChangeAspect="1"/>
+            </wp:cNvGraphicFramePr>
+            <a:graphic xmlns:a="http://schemas.openxmlformats.org/drawingml/2006/main">
+              <a:graphicData uri="http://schemas.openxmlformats.org/drawingml/2006/picture">
+                <pic:pic xmlns:pic="http://schemas.openxmlformats.org/drawingml/2006/picture">
+                  <pic:nvPicPr>
+                    <pic:cNvPr id="40" name="Изображение 40" descr="task 4"/>
+                    <pic:cNvPicPr>
+                      <a:picLocks noChangeAspect="1"/>
+                    </pic:cNvPicPr>
+                  </pic:nvPicPr>
+                  <pic:blipFill>
+                    <a:blip r:embed="rId9"/>
+                    <a:stretch>
+                      <a:fillRect/>
+                    </a:stretch>
+                  </pic:blipFill>
+                  <pic:spPr>
+                    <a:xfrm>
+                      <a:off x="0" y="0"/>
+                      <a:ext cx="5788025" cy="8278495"/>
+                    </a:xfrm>
+                    <a:prstGeom prst="rect">
+                      <a:avLst/>
+                    </a:prstGeom>
+                  </pic:spPr>
+                </pic:pic>
+              </a:graphicData>
+            </a:graphic>
+          </wp:inline>
+        </w:drawing>
+      </w:r>
+    </w:p>
+    <w:p>
+      <w:pPr>
+        <w:keepNext w:val="0"/>
+        <w:keepLines w:val="0"/>
+        <w:pageBreakBefore w:val="0"/>
+        <w:widowControl/>
+        <w:suppressLineNumbers w:val="0"/>
+        <w:kinsoku/>
+        <w:wordWrap/>
+        <w:overflowPunct/>
+        <w:topLinePunct w:val="0"/>
+        <w:autoSpaceDE w:val="0"/>
+        <w:autoSpaceDN/>
+        <w:bidi w:val="0"/>
+        <w:adjustRightInd/>
+        <w:snapToGrid/>
+        <w:spacing w:before="0" w:beforeAutospacing="0" w:after="240" w:afterAutospacing="0"/>
+        <w:ind w:left="0" w:right="0"/>
+        <w:jc w:val="center"/>
+        <w:textAlignment w:val="auto"/>
+        <w:rPr>
+          <w:rFonts w:hint="default" w:ascii="Times New Roman" w:hAnsi="Times New Roman" w:eastAsia="SimSun" w:cs="Times New Roman"/>
+          <w:b w:val="0"/>
+          <w:bCs w:val="0"/>
+          <w:kern w:val="0"/>
+          <w:sz w:val="24"/>
+          <w:szCs w:val="24"/>
+          <w:lang w:val="ru-RU" w:eastAsia="zh-CN" w:bidi="ar"/>
+        </w:rPr>
+      </w:pPr>
+      <w:r>
+        <w:rPr>
+          <w:rFonts w:hint="default" w:ascii="Times New Roman" w:hAnsi="Times New Roman" w:eastAsia="SimSun" w:cs="Times New Roman"/>
+          <w:kern w:val="0"/>
+          <w:sz w:val="24"/>
+          <w:szCs w:val="24"/>
+          <w:lang w:val="en-US" w:eastAsia="zh-CN" w:bidi="ar"/>
+        </w:rPr>
+        <w:t xml:space="preserve">Рисунок </w:t>
+      </w:r>
+      <w:r>
+        <w:rPr>
+          <w:rFonts w:hint="default" w:ascii="Times New Roman" w:hAnsi="Times New Roman" w:eastAsia="SimSun" w:cs="Times New Roman"/>
+          <w:kern w:val="0"/>
+          <w:sz w:val="24"/>
+          <w:szCs w:val="24"/>
+          <w:lang w:val="ru-RU" w:eastAsia="zh-CN" w:bidi="ar"/>
+        </w:rPr>
+        <w:t>7</w:t>
+      </w:r>
+      <w:r>
+        <w:rPr>
+          <w:rFonts w:hint="default" w:ascii="Times New Roman" w:hAnsi="Times New Roman" w:eastAsia="SimSun" w:cs="Times New Roman"/>
+          <w:kern w:val="0"/>
+          <w:sz w:val="24"/>
+          <w:szCs w:val="24"/>
+          <w:lang w:val="en-US" w:eastAsia="zh-CN" w:bidi="ar"/>
+        </w:rPr>
+        <w:t xml:space="preserve"> </w:t>
+      </w:r>
+      <w:r>
+        <w:rPr>
+          <w:rFonts w:hint="default" w:ascii="Times New Roman" w:hAnsi="Times New Roman" w:eastAsia="SimSun" w:cs="Times New Roman"/>
+          <w:b w:val="0"/>
+          <w:bCs w:val="0"/>
+          <w:kern w:val="0"/>
+          <w:sz w:val="24"/>
+          <w:szCs w:val="24"/>
+          <w:lang w:val="en-US" w:eastAsia="zh-CN" w:bidi="ar"/>
+        </w:rPr>
+        <w:t xml:space="preserve">— </w:t>
+      </w:r>
+      <w:r>
+        <w:rPr>
+          <w:rFonts w:hint="default" w:ascii="Times New Roman" w:hAnsi="Times New Roman" w:eastAsia="SimSun" w:cs="Times New Roman"/>
+          <w:b w:val="0"/>
+          <w:bCs w:val="0"/>
+          <w:kern w:val="0"/>
+          <w:sz w:val="24"/>
+          <w:szCs w:val="24"/>
+          <w:lang w:val="ru-RU" w:eastAsia="zh-CN" w:bidi="ar"/>
+        </w:rPr>
+        <w:t xml:space="preserve">блок-схема </w:t>
+      </w:r>
+      <w:r>
+        <w:rPr>
+          <w:rFonts w:hint="default" w:ascii="Times New Roman" w:hAnsi="Times New Roman" w:eastAsia="SimSun" w:cs="Times New Roman"/>
+          <w:b w:val="0"/>
+          <w:bCs w:val="0"/>
+          <w:kern w:val="0"/>
+          <w:sz w:val="24"/>
+          <w:szCs w:val="24"/>
+          <w:lang w:val="en-US" w:eastAsia="zh-CN" w:bidi="ar"/>
+        </w:rPr>
+        <w:t>задания</w:t>
+      </w:r>
+      <w:r>
+        <w:rPr>
+          <w:rFonts w:hint="default" w:ascii="Times New Roman" w:hAnsi="Times New Roman" w:eastAsia="SimSun" w:cs="Times New Roman"/>
+          <w:b w:val="0"/>
+          <w:bCs w:val="0"/>
+          <w:kern w:val="0"/>
+          <w:sz w:val="24"/>
+          <w:szCs w:val="24"/>
+          <w:lang w:val="ru-RU" w:eastAsia="zh-CN" w:bidi="ar"/>
+        </w:rPr>
+        <w:t xml:space="preserve"> 4</w:t>
+      </w:r>
+    </w:p>
+    <w:p>
+      <w:pPr>
+        <w:keepNext w:val="0"/>
+        <w:keepLines w:val="0"/>
+        <w:pageBreakBefore w:val="0"/>
+        <w:widowControl/>
+        <w:kinsoku/>
+        <w:wordWrap/>
+        <w:overflowPunct/>
+        <w:topLinePunct w:val="0"/>
+        <w:autoSpaceDE/>
+        <w:autoSpaceDN/>
+        <w:bidi w:val="0"/>
+        <w:adjustRightInd/>
+        <w:snapToGrid/>
+        <w:spacing w:line="360" w:lineRule="auto"/>
+        <w:ind w:firstLine="709"/>
+        <w:jc w:val="both"/>
+        <w:textAlignment w:val="auto"/>
+        <w:rPr>
+          <w:rFonts w:hint="default" w:ascii="Times New Roman" w:hAnsi="Times New Roman" w:cs="Times New Roman"/>
+          <w:sz w:val="24"/>
+          <w:szCs w:val="24"/>
+        </w:rPr>
+      </w:pPr>
+      <w:r>
+        <w:rPr>
+          <w:rFonts w:hint="default" w:ascii="Times New Roman" w:hAnsi="Times New Roman" w:cs="Times New Roman"/>
+          <w:sz w:val="24"/>
+          <w:szCs w:val="24"/>
+        </w:rPr>
+        <w:t>Текст программы для четвёртого задания представлен на рисунке 8.</w:t>
+      </w:r>
+    </w:p>
+    <w:p>
+      <w:pPr>
+        <w:keepNext w:val="0"/>
+        <w:keepLines w:val="0"/>
+        <w:pageBreakBefore w:val="0"/>
+        <w:widowControl/>
+        <w:kinsoku/>
+        <w:wordWrap/>
+        <w:overflowPunct/>
+        <w:topLinePunct w:val="0"/>
+        <w:autoSpaceDE/>
+        <w:autoSpaceDN/>
+        <w:bidi w:val="0"/>
+        <w:adjustRightInd/>
+        <w:snapToGrid/>
+        <w:spacing w:before="240" w:after="240" w:line="240" w:lineRule="auto"/>
+        <w:ind w:firstLine="0"/>
+        <w:jc w:val="center"/>
+        <w:textAlignment w:val="auto"/>
+      </w:pPr>
+      <w:r>
+        <w:drawing>
+          <wp:inline distT="0" distB="0" distL="114300" distR="114300">
+            <wp:extent cx="5153660" cy="2430145"/>
+            <wp:effectExtent l="0" t="0" r="8890" b="8255"/>
+            <wp:docPr id="41" name="Изображение 4"/>
+            <wp:cNvGraphicFramePr>
+              <a:graphicFrameLocks xmlns:a="http://schemas.openxmlformats.org/drawingml/2006/main" noChangeAspect="1"/>
+            </wp:cNvGraphicFramePr>
+            <a:graphic xmlns:a="http://schemas.openxmlformats.org/drawingml/2006/main">
+              <a:graphicData uri="http://schemas.openxmlformats.org/drawingml/2006/picture">
+                <pic:pic xmlns:pic="http://schemas.openxmlformats.org/drawingml/2006/picture">
+                  <pic:nvPicPr>
+                    <pic:cNvPr id="41" name="Изображение 4"/>
+                    <pic:cNvPicPr>
+                      <a:picLocks noChangeAspect="1"/>
+                    </pic:cNvPicPr>
+                  </pic:nvPicPr>
+                  <pic:blipFill>
+                    <a:blip r:embed="rId10"/>
+                    <a:stretch>
+                      <a:fillRect/>
+                    </a:stretch>
+                  </pic:blipFill>
+                  <pic:spPr>
+                    <a:xfrm>
+                      <a:off x="0" y="0"/>
+                      <a:ext cx="5153660" cy="2430145"/>
+                    </a:xfrm>
+                    <a:prstGeom prst="rect">
+                      <a:avLst/>
+                    </a:prstGeom>
+                    <a:noFill/>
+                    <a:ln>
+                      <a:noFill/>
+                    </a:ln>
+                  </pic:spPr>
+                </pic:pic>
+              </a:graphicData>
+            </a:graphic>
+          </wp:inline>
+        </w:drawing>
+      </w:r>
+    </w:p>
+    <w:p>
+      <w:pPr>
+        <w:keepNext w:val="0"/>
+        <w:keepLines w:val="0"/>
+        <w:pageBreakBefore w:val="0"/>
+        <w:widowControl/>
+        <w:suppressLineNumbers w:val="0"/>
+        <w:kinsoku/>
+        <w:wordWrap/>
+        <w:overflowPunct/>
+        <w:topLinePunct w:val="0"/>
+        <w:autoSpaceDE w:val="0"/>
+        <w:autoSpaceDN/>
+        <w:bidi w:val="0"/>
+        <w:adjustRightInd/>
+        <w:snapToGrid/>
+        <w:spacing w:before="0" w:beforeAutospacing="0" w:after="240" w:afterAutospacing="0"/>
+        <w:ind w:left="0" w:right="0"/>
+        <w:jc w:val="center"/>
+        <w:textAlignment w:val="auto"/>
+        <w:rPr>
+          <w:rFonts w:hint="default" w:ascii="Times New Roman" w:hAnsi="Times New Roman" w:eastAsia="SimSun" w:cs="Times New Roman"/>
+          <w:b w:val="0"/>
+          <w:bCs w:val="0"/>
+          <w:kern w:val="0"/>
+          <w:sz w:val="24"/>
+          <w:szCs w:val="24"/>
+          <w:lang w:val="ru-RU" w:eastAsia="zh-CN" w:bidi="ar"/>
+        </w:rPr>
+      </w:pPr>
+      <w:r>
+        <w:rPr>
+          <w:rFonts w:hint="default" w:ascii="Times New Roman" w:hAnsi="Times New Roman" w:eastAsia="SimSun" w:cs="Times New Roman"/>
+          <w:kern w:val="0"/>
+          <w:sz w:val="24"/>
+          <w:szCs w:val="24"/>
+          <w:lang w:val="en-US" w:eastAsia="zh-CN" w:bidi="ar"/>
+        </w:rPr>
+        <w:t xml:space="preserve">Рисунок </w:t>
+      </w:r>
+      <w:r>
+        <w:rPr>
+          <w:rFonts w:hint="default" w:ascii="Times New Roman" w:hAnsi="Times New Roman" w:eastAsia="SimSun" w:cs="Times New Roman"/>
+          <w:kern w:val="0"/>
+          <w:sz w:val="24"/>
+          <w:szCs w:val="24"/>
+          <w:lang w:val="ru-RU" w:eastAsia="zh-CN" w:bidi="ar"/>
+        </w:rPr>
+        <w:t>8</w:t>
+      </w:r>
+      <w:r>
+        <w:rPr>
+          <w:rFonts w:hint="default" w:ascii="Times New Roman" w:hAnsi="Times New Roman" w:eastAsia="SimSun" w:cs="Times New Roman"/>
+          <w:kern w:val="0"/>
+          <w:sz w:val="24"/>
+          <w:szCs w:val="24"/>
+          <w:lang w:val="en-US" w:eastAsia="zh-CN" w:bidi="ar"/>
+        </w:rPr>
+        <w:t xml:space="preserve"> </w:t>
+      </w:r>
+      <w:r>
+        <w:rPr>
+          <w:rFonts w:hint="default" w:ascii="Times New Roman" w:hAnsi="Times New Roman" w:eastAsia="SimSun" w:cs="Times New Roman"/>
+          <w:b w:val="0"/>
+          <w:bCs w:val="0"/>
+          <w:kern w:val="0"/>
+          <w:sz w:val="24"/>
+          <w:szCs w:val="24"/>
+          <w:lang w:val="en-US" w:eastAsia="zh-CN" w:bidi="ar"/>
+        </w:rPr>
+        <w:t xml:space="preserve">— текст задания </w:t>
+      </w:r>
+      <w:r>
+        <w:rPr>
+          <w:rFonts w:hint="default" w:ascii="Times New Roman" w:hAnsi="Times New Roman" w:eastAsia="SimSun" w:cs="Times New Roman"/>
+          <w:b w:val="0"/>
+          <w:bCs w:val="0"/>
+          <w:kern w:val="0"/>
+          <w:sz w:val="24"/>
+          <w:szCs w:val="24"/>
+          <w:lang w:val="ru-RU" w:eastAsia="zh-CN" w:bidi="ar"/>
+        </w:rPr>
+        <w:t>4</w:t>
+      </w:r>
+    </w:p>
+    <w:p>
+      <w:pPr>
+        <w:keepNext w:val="0"/>
+        <w:keepLines w:val="0"/>
+        <w:pageBreakBefore w:val="0"/>
+        <w:widowControl/>
+        <w:kinsoku/>
+        <w:wordWrap/>
+        <w:overflowPunct/>
+        <w:topLinePunct w:val="0"/>
+        <w:autoSpaceDE/>
+        <w:autoSpaceDN/>
+        <w:bidi w:val="0"/>
+        <w:adjustRightInd/>
+        <w:snapToGrid/>
+        <w:spacing w:line="360" w:lineRule="auto"/>
+        <w:ind w:firstLine="709"/>
+        <w:jc w:val="both"/>
+        <w:textAlignment w:val="auto"/>
+        <w:rPr>
+          <w:rFonts w:hint="default" w:ascii="Times New Roman" w:hAnsi="Times New Roman" w:cs="Times New Roman"/>
+          <w:sz w:val="24"/>
+          <w:szCs w:val="24"/>
+        </w:rPr>
+      </w:pPr>
+      <w:r>
+        <w:rPr>
+          <w:rFonts w:hint="default" w:ascii="Times New Roman" w:hAnsi="Times New Roman" w:cs="Times New Roman"/>
+          <w:sz w:val="24"/>
+          <w:szCs w:val="24"/>
+        </w:rPr>
+        <w:t>Программа считывает три целых числа a, b и c, которые обозначают длины сторон треугольника. Сначала проверяется, может ли треугольник с такими сторонами существовать. Условие проверки включает несколько частей: каждая сторона должна быть положительной, а сумма любых двух сторон должна быть строго больше третьей. Если хотя бы одно из этих условий нарушено, выводится сообщение «Треугольник не существует».</w:t>
+      </w:r>
+    </w:p>
+    <w:p>
+      <w:pPr>
+        <w:keepNext w:val="0"/>
+        <w:keepLines w:val="0"/>
+        <w:pageBreakBefore w:val="0"/>
+        <w:widowControl/>
+        <w:kinsoku/>
+        <w:wordWrap/>
+        <w:overflowPunct/>
+        <w:topLinePunct w:val="0"/>
+        <w:autoSpaceDE/>
+        <w:autoSpaceDN/>
+        <w:bidi w:val="0"/>
+        <w:adjustRightInd/>
+        <w:snapToGrid/>
+        <w:spacing w:line="360" w:lineRule="auto"/>
+        <w:ind w:firstLine="709"/>
+        <w:jc w:val="both"/>
+        <w:textAlignment w:val="auto"/>
+        <w:rPr>
+          <w:rFonts w:hint="default" w:ascii="Times New Roman" w:hAnsi="Times New Roman" w:cs="Times New Roman"/>
+          <w:sz w:val="24"/>
+          <w:szCs w:val="24"/>
+        </w:rPr>
+      </w:pPr>
+      <w:r>
+        <w:rPr>
+          <w:rFonts w:hint="default" w:ascii="Times New Roman" w:hAnsi="Times New Roman" w:cs="Times New Roman"/>
+          <w:sz w:val="24"/>
+          <w:szCs w:val="24"/>
+        </w:rPr>
+        <w:t>Если треугольник существует, программа определяет его тип. Сначала проверяется равенство всех трёх сторон. Если условие выполняется, выводится «Равносторонний». В противном случае проверяется, равны ли хотя бы две стороны. Если да, выводится «Равнобедренный». Если ни одно из этих условий не выполнено, срабатывает блок else, и выводится «Разносторонний». Результат выводится в соответствии с примером.</w:t>
+      </w:r>
+    </w:p>
+    <w:p>
+      <w:pPr>
+        <w:keepNext w:val="0"/>
+        <w:keepLines w:val="0"/>
+        <w:pageBreakBefore w:val="0"/>
+        <w:widowControl/>
+        <w:numPr>
+          <w:ilvl w:val="1"/>
+          <w:numId w:val="1"/>
+        </w:numPr>
+        <w:kinsoku/>
+        <w:wordWrap/>
+        <w:overflowPunct/>
+        <w:topLinePunct w:val="0"/>
+        <w:autoSpaceDE/>
+        <w:autoSpaceDN/>
+        <w:bidi w:val="0"/>
+        <w:adjustRightInd/>
+        <w:snapToGrid/>
+        <w:spacing w:before="240" w:after="120"/>
+        <w:ind w:left="0" w:firstLine="709"/>
+        <w:textAlignment w:val="auto"/>
+        <w:rPr>
+          <w:rFonts w:hint="default" w:ascii="Arial" w:hAnsi="Arial" w:cs="Arial"/>
+          <w:sz w:val="26"/>
+          <w:szCs w:val="26"/>
+          <w:lang w:val="ru-RU"/>
+        </w:rPr>
+      </w:pPr>
+      <w:r>
+        <w:rPr>
+          <w:rFonts w:hint="default" w:ascii="Arial" w:hAnsi="Arial" w:cs="Arial"/>
+          <w:sz w:val="26"/>
+          <w:szCs w:val="26"/>
+          <w:lang w:val="ru-RU"/>
+        </w:rPr>
+        <w:t xml:space="preserve">Задание </w:t>
+      </w:r>
+      <w:r>
+        <w:rPr>
+          <w:rFonts w:hint="default" w:ascii="Arial" w:hAnsi="Arial" w:cs="Arial"/>
+          <w:sz w:val="26"/>
+          <w:szCs w:val="26"/>
+          <w:lang w:val="en-US"/>
+        </w:rPr>
+        <w:t>5</w:t>
+      </w:r>
+    </w:p>
+    <w:p>
+      <w:pPr>
+        <w:keepNext w:val="0"/>
+        <w:keepLines w:val="0"/>
+        <w:pageBreakBefore w:val="0"/>
+        <w:widowControl/>
+        <w:kinsoku/>
+        <w:wordWrap/>
+        <w:overflowPunct/>
+        <w:topLinePunct w:val="0"/>
+        <w:autoSpaceDE/>
+        <w:autoSpaceDN/>
+        <w:bidi w:val="0"/>
+        <w:adjustRightInd/>
+        <w:snapToGrid/>
+        <w:spacing w:line="360" w:lineRule="auto"/>
+        <w:ind w:firstLine="709"/>
+        <w:jc w:val="both"/>
+        <w:textAlignment w:val="auto"/>
+        <w:rPr>
+          <w:rFonts w:hint="default" w:ascii="Times New Roman" w:hAnsi="Times New Roman" w:cs="Times New Roman"/>
+          <w:sz w:val="24"/>
+          <w:szCs w:val="24"/>
+          <w:lang w:val="en-US"/>
+        </w:rPr>
+      </w:pPr>
+      <w:r>
+        <w:rPr>
+          <w:rFonts w:hint="default" w:ascii="Times New Roman" w:hAnsi="Times New Roman" w:cs="Times New Roman"/>
+          <w:sz w:val="24"/>
+          <w:szCs w:val="24"/>
+          <w:lang w:val="en-US"/>
+        </w:rPr>
+        <w:t>В пятом задании требуется определить, является ли введённый год високосным, с предварительной проверкой корректности ввода. Пользователь вводит номер года как целое число. Алгоритм решения пятого задания представлен на рисунке 11.</w:t>
+      </w:r>
+    </w:p>
+    <w:p>
+      <w:pPr>
+        <w:keepNext w:val="0"/>
+        <w:keepLines w:val="0"/>
+        <w:pageBreakBefore w:val="0"/>
+        <w:widowControl/>
+        <w:kinsoku/>
+        <w:wordWrap/>
+        <w:overflowPunct/>
+        <w:topLinePunct w:val="0"/>
+        <w:autoSpaceDE/>
+        <w:autoSpaceDN/>
+        <w:bidi w:val="0"/>
+        <w:adjustRightInd/>
+        <w:snapToGrid/>
+        <w:spacing w:line="360" w:lineRule="auto"/>
+        <w:ind w:firstLine="709"/>
+        <w:jc w:val="both"/>
+        <w:textAlignment w:val="auto"/>
+        <w:rPr>
+          <w:rFonts w:hint="default" w:ascii="Times New Roman" w:hAnsi="Times New Roman" w:cs="Times New Roman"/>
+          <w:sz w:val="24"/>
+          <w:szCs w:val="24"/>
+          <w:lang w:val="en-US"/>
+        </w:rPr>
+      </w:pPr>
+      <w:r>
+        <w:rPr>
+          <w:rFonts w:hint="default" w:ascii="Times New Roman" w:hAnsi="Times New Roman" w:cs="Times New Roman"/>
+          <w:sz w:val="24"/>
+          <w:szCs w:val="24"/>
+          <w:lang w:val="en-US"/>
+        </w:rPr>
+        <w:t>Год считается високосным, если он делится на 400 без остатка, либо если он делится на 4, но при этом не делится на 100. Это правило введено для согласования календарного года с астрономическим. Например, 2000 год является високосным, так как делится на 400. 1900 год не является високосным, так как делится на 100, но не делится на 400. 2024 год является високосным, так как делится на 4 и не делится на 100.</w:t>
+      </w:r>
+    </w:p>
+    <w:p>
+      <w:pPr>
+        <w:keepNext w:val="0"/>
+        <w:keepLines w:val="0"/>
+        <w:pageBreakBefore w:val="0"/>
+        <w:widowControl/>
+        <w:kinsoku/>
+        <w:wordWrap/>
+        <w:overflowPunct/>
+        <w:topLinePunct w:val="0"/>
+        <w:autoSpaceDE/>
+        <w:autoSpaceDN/>
+        <w:bidi w:val="0"/>
+        <w:adjustRightInd/>
+        <w:snapToGrid/>
+        <w:spacing w:line="360" w:lineRule="auto"/>
+        <w:ind w:firstLine="709"/>
+        <w:jc w:val="both"/>
+        <w:textAlignment w:val="auto"/>
+        <w:rPr>
+          <w:rFonts w:hint="default" w:ascii="Times New Roman" w:hAnsi="Times New Roman" w:cs="Times New Roman"/>
+          <w:sz w:val="24"/>
+          <w:szCs w:val="24"/>
+          <w:lang w:val="en-US"/>
+        </w:rPr>
+      </w:pPr>
+    </w:p>
+    <w:p>
+      <w:pPr>
+        <w:keepNext w:val="0"/>
+        <w:keepLines w:val="0"/>
+        <w:pageBreakBefore w:val="0"/>
+        <w:widowControl/>
+        <w:kinsoku/>
+        <w:wordWrap/>
+        <w:overflowPunct/>
+        <w:topLinePunct w:val="0"/>
+        <w:autoSpaceDE/>
+        <w:autoSpaceDN/>
+        <w:bidi w:val="0"/>
+        <w:adjustRightInd/>
+        <w:snapToGrid/>
+        <w:spacing w:line="360" w:lineRule="auto"/>
+        <w:ind w:firstLine="709"/>
+        <w:jc w:val="both"/>
+        <w:textAlignment w:val="auto"/>
+        <w:rPr>
+          <w:rFonts w:hint="default" w:ascii="Times New Roman" w:hAnsi="Times New Roman" w:cs="Times New Roman"/>
+          <w:sz w:val="24"/>
+          <w:szCs w:val="24"/>
+          <w:lang w:val="en-US"/>
+        </w:rPr>
+      </w:pPr>
+    </w:p>
+    <w:p>
+      <w:pPr>
+        <w:keepNext w:val="0"/>
+        <w:keepLines w:val="0"/>
+        <w:pageBreakBefore w:val="0"/>
+        <w:widowControl/>
+        <w:kinsoku/>
+        <w:wordWrap/>
+        <w:overflowPunct/>
+        <w:topLinePunct w:val="0"/>
+        <w:autoSpaceDE/>
+        <w:autoSpaceDN/>
+        <w:bidi w:val="0"/>
+        <w:adjustRightInd/>
+        <w:snapToGrid/>
+        <w:spacing w:line="360" w:lineRule="auto"/>
+        <w:ind w:firstLine="709"/>
+        <w:jc w:val="both"/>
+        <w:textAlignment w:val="auto"/>
+        <w:rPr>
+          <w:rFonts w:hint="default" w:ascii="Times New Roman" w:hAnsi="Times New Roman" w:cs="Times New Roman"/>
+          <w:sz w:val="24"/>
+          <w:szCs w:val="24"/>
+          <w:lang w:val="en-US"/>
+        </w:rPr>
+      </w:pPr>
+    </w:p>
+    <w:p>
+      <w:pPr>
+        <w:keepNext w:val="0"/>
+        <w:keepLines w:val="0"/>
+        <w:pageBreakBefore w:val="0"/>
+        <w:widowControl/>
+        <w:kinsoku/>
+        <w:wordWrap/>
+        <w:overflowPunct/>
+        <w:topLinePunct w:val="0"/>
+        <w:autoSpaceDE/>
+        <w:autoSpaceDN/>
+        <w:bidi w:val="0"/>
+        <w:adjustRightInd/>
+        <w:snapToGrid/>
+        <w:spacing w:line="360" w:lineRule="auto"/>
+        <w:ind w:firstLine="709"/>
+        <w:jc w:val="both"/>
+        <w:textAlignment w:val="auto"/>
+        <w:rPr>
+          <w:rFonts w:hint="default" w:ascii="Times New Roman" w:hAnsi="Times New Roman" w:cs="Times New Roman"/>
+          <w:sz w:val="24"/>
+          <w:szCs w:val="24"/>
+          <w:lang w:val="en-US"/>
+        </w:rPr>
+      </w:pPr>
+      <w:r>
+        <w:rPr>
+          <w:rFonts w:hint="default" w:ascii="Times New Roman" w:hAnsi="Times New Roman" w:cs="Times New Roman"/>
+          <w:sz w:val="24"/>
+          <w:szCs w:val="24"/>
+          <w:lang w:val="en-US"/>
+        </w:rPr>
+        <w:t xml:space="preserve">Алгоритм решения пятого задания представлен в соответствии с рисунком </w:t>
+      </w:r>
+      <w:r>
+        <w:rPr>
+          <w:rFonts w:hint="default" w:ascii="Times New Roman" w:hAnsi="Times New Roman" w:cs="Times New Roman"/>
+          <w:sz w:val="24"/>
+          <w:szCs w:val="24"/>
+          <w:lang w:val="ru-RU"/>
+        </w:rPr>
+        <w:t>9</w:t>
+      </w:r>
+      <w:r>
+        <w:rPr>
+          <w:rFonts w:hint="default" w:ascii="Times New Roman" w:hAnsi="Times New Roman" w:cs="Times New Roman"/>
+          <w:sz w:val="24"/>
+          <w:szCs w:val="24"/>
+          <w:lang w:val="en-US"/>
+        </w:rPr>
+        <w:t>.</w:t>
+      </w:r>
+    </w:p>
+    <w:p>
+      <w:pPr>
+        <w:keepNext w:val="0"/>
+        <w:keepLines w:val="0"/>
+        <w:pageBreakBefore w:val="0"/>
+        <w:widowControl/>
+        <w:kinsoku/>
+        <w:wordWrap/>
+        <w:overflowPunct/>
+        <w:topLinePunct w:val="0"/>
+        <w:autoSpaceDE/>
+        <w:autoSpaceDN/>
+        <w:bidi w:val="0"/>
+        <w:adjustRightInd/>
+        <w:snapToGrid/>
+        <w:spacing w:before="240" w:after="240" w:line="240" w:lineRule="auto"/>
+        <w:ind w:firstLine="0"/>
+        <w:jc w:val="center"/>
+        <w:textAlignment w:val="auto"/>
+        <w:rPr>
+          <w:rFonts w:hint="default" w:ascii="Times New Roman" w:hAnsi="Times New Roman" w:cs="Times New Roman"/>
+          <w:sz w:val="24"/>
+          <w:szCs w:val="24"/>
+          <w:lang w:val="en-US"/>
+        </w:rPr>
+      </w:pPr>
+      <w:r>
+        <w:rPr>
+          <w:rFonts w:hint="default" w:ascii="Times New Roman" w:hAnsi="Times New Roman" w:cs="Times New Roman"/>
+          <w:sz w:val="24"/>
+          <w:szCs w:val="24"/>
+          <w:lang w:val="en-US"/>
+        </w:rPr>
+        <w:drawing>
+          <wp:inline distT="0" distB="0" distL="114300" distR="114300">
+            <wp:extent cx="5236210" cy="8408035"/>
+            <wp:effectExtent l="0" t="0" r="2540" b="12065"/>
+            <wp:docPr id="42" name="Изображение 42" descr="taks 5"/>
+            <wp:cNvGraphicFramePr>
+              <a:graphicFrameLocks xmlns:a="http://schemas.openxmlformats.org/drawingml/2006/main" noChangeAspect="1"/>
+            </wp:cNvGraphicFramePr>
+            <a:graphic xmlns:a="http://schemas.openxmlformats.org/drawingml/2006/main">
+              <a:graphicData uri="http://schemas.openxmlformats.org/drawingml/2006/picture">
+                <pic:pic xmlns:pic="http://schemas.openxmlformats.org/drawingml/2006/picture">
+                  <pic:nvPicPr>
+                    <pic:cNvPr id="42" name="Изображение 42" descr="taks 5"/>
+                    <pic:cNvPicPr>
+                      <a:picLocks noChangeAspect="1"/>
+                    </pic:cNvPicPr>
+                  </pic:nvPicPr>
+                  <pic:blipFill>
+                    <a:blip r:embed="rId11"/>
+                    <a:stretch>
+                      <a:fillRect/>
+                    </a:stretch>
+                  </pic:blipFill>
+                  <pic:spPr>
+                    <a:xfrm>
+                      <a:off x="0" y="0"/>
+                      <a:ext cx="5236210" cy="8408035"/>
+                    </a:xfrm>
+                    <a:prstGeom prst="rect">
+                      <a:avLst/>
+                    </a:prstGeom>
+                  </pic:spPr>
+                </pic:pic>
+              </a:graphicData>
+            </a:graphic>
+          </wp:inline>
+        </w:drawing>
+      </w:r>
+    </w:p>
+    <w:p>
+      <w:pPr>
+        <w:keepNext w:val="0"/>
+        <w:keepLines w:val="0"/>
+        <w:pageBreakBefore w:val="0"/>
+        <w:widowControl/>
+        <w:suppressLineNumbers w:val="0"/>
+        <w:kinsoku/>
+        <w:wordWrap/>
+        <w:overflowPunct/>
+        <w:topLinePunct w:val="0"/>
+        <w:autoSpaceDE w:val="0"/>
+        <w:autoSpaceDN/>
+        <w:bidi w:val="0"/>
+        <w:adjustRightInd/>
+        <w:snapToGrid/>
+        <w:spacing w:before="0" w:beforeAutospacing="0" w:after="240" w:afterAutospacing="0"/>
+        <w:ind w:left="0" w:right="0"/>
+        <w:jc w:val="center"/>
+        <w:textAlignment w:val="auto"/>
+        <w:rPr>
+          <w:rFonts w:hint="default" w:ascii="Times New Roman" w:hAnsi="Times New Roman" w:eastAsia="SimSun" w:cs="Times New Roman"/>
+          <w:b w:val="0"/>
+          <w:bCs w:val="0"/>
+          <w:kern w:val="0"/>
+          <w:sz w:val="24"/>
+          <w:szCs w:val="24"/>
+          <w:lang w:val="ru-RU" w:eastAsia="zh-CN" w:bidi="ar"/>
+        </w:rPr>
+      </w:pPr>
+      <w:r>
+        <w:rPr>
+          <w:rFonts w:hint="default" w:ascii="Times New Roman" w:hAnsi="Times New Roman" w:eastAsia="SimSun" w:cs="Times New Roman"/>
+          <w:kern w:val="0"/>
+          <w:sz w:val="24"/>
+          <w:szCs w:val="24"/>
+          <w:lang w:val="en-US" w:eastAsia="zh-CN" w:bidi="ar"/>
+        </w:rPr>
+        <w:t xml:space="preserve">Рисунок </w:t>
+      </w:r>
+      <w:r>
+        <w:rPr>
+          <w:rFonts w:hint="default" w:ascii="Times New Roman" w:hAnsi="Times New Roman" w:eastAsia="SimSun" w:cs="Times New Roman"/>
+          <w:kern w:val="0"/>
+          <w:sz w:val="24"/>
+          <w:szCs w:val="24"/>
+          <w:lang w:val="ru-RU" w:eastAsia="zh-CN" w:bidi="ar"/>
+        </w:rPr>
+        <w:t>9</w:t>
+      </w:r>
+      <w:r>
+        <w:rPr>
+          <w:rFonts w:hint="default" w:ascii="Times New Roman" w:hAnsi="Times New Roman" w:eastAsia="SimSun" w:cs="Times New Roman"/>
+          <w:kern w:val="0"/>
+          <w:sz w:val="24"/>
+          <w:szCs w:val="24"/>
+          <w:lang w:val="en-US" w:eastAsia="zh-CN" w:bidi="ar"/>
+        </w:rPr>
+        <w:t xml:space="preserve"> </w:t>
+      </w:r>
+      <w:r>
+        <w:rPr>
+          <w:rFonts w:hint="default" w:ascii="Times New Roman" w:hAnsi="Times New Roman" w:eastAsia="SimSun" w:cs="Times New Roman"/>
+          <w:b w:val="0"/>
+          <w:bCs w:val="0"/>
+          <w:kern w:val="0"/>
+          <w:sz w:val="24"/>
+          <w:szCs w:val="24"/>
+          <w:lang w:val="en-US" w:eastAsia="zh-CN" w:bidi="ar"/>
+        </w:rPr>
+        <w:t xml:space="preserve">— </w:t>
+      </w:r>
+      <w:r>
+        <w:rPr>
+          <w:rFonts w:hint="default" w:ascii="Times New Roman" w:hAnsi="Times New Roman" w:eastAsia="SimSun" w:cs="Times New Roman"/>
+          <w:b w:val="0"/>
+          <w:bCs w:val="0"/>
+          <w:kern w:val="0"/>
+          <w:sz w:val="24"/>
+          <w:szCs w:val="24"/>
+          <w:lang w:val="ru-RU" w:eastAsia="zh-CN" w:bidi="ar"/>
+        </w:rPr>
+        <w:t xml:space="preserve">блок-схема </w:t>
+      </w:r>
+      <w:r>
+        <w:rPr>
+          <w:rFonts w:hint="default" w:ascii="Times New Roman" w:hAnsi="Times New Roman" w:eastAsia="SimSun" w:cs="Times New Roman"/>
+          <w:b w:val="0"/>
+          <w:bCs w:val="0"/>
+          <w:kern w:val="0"/>
+          <w:sz w:val="24"/>
+          <w:szCs w:val="24"/>
+          <w:lang w:val="en-US" w:eastAsia="zh-CN" w:bidi="ar"/>
+        </w:rPr>
+        <w:t>задания</w:t>
+      </w:r>
+      <w:r>
+        <w:rPr>
+          <w:rFonts w:hint="default" w:ascii="Times New Roman" w:hAnsi="Times New Roman" w:eastAsia="SimSun" w:cs="Times New Roman"/>
+          <w:b w:val="0"/>
+          <w:bCs w:val="0"/>
+          <w:kern w:val="0"/>
+          <w:sz w:val="24"/>
+          <w:szCs w:val="24"/>
+          <w:lang w:val="ru-RU" w:eastAsia="zh-CN" w:bidi="ar"/>
+        </w:rPr>
+        <w:t xml:space="preserve"> 5</w:t>
+      </w:r>
+    </w:p>
+    <w:p>
+      <w:pPr>
+        <w:keepNext w:val="0"/>
+        <w:keepLines w:val="0"/>
+        <w:pageBreakBefore w:val="0"/>
+        <w:widowControl/>
+        <w:kinsoku/>
+        <w:wordWrap/>
+        <w:overflowPunct/>
+        <w:topLinePunct w:val="0"/>
+        <w:autoSpaceDE/>
+        <w:autoSpaceDN/>
+        <w:bidi w:val="0"/>
+        <w:adjustRightInd/>
+        <w:snapToGrid/>
+        <w:spacing w:line="360" w:lineRule="auto"/>
+        <w:ind w:firstLine="709"/>
+        <w:jc w:val="both"/>
+        <w:textAlignment w:val="auto"/>
+        <w:rPr>
+          <w:rFonts w:hint="default" w:ascii="Times New Roman" w:hAnsi="Times New Roman" w:cs="Times New Roman"/>
+          <w:sz w:val="24"/>
+          <w:szCs w:val="24"/>
+        </w:rPr>
+      </w:pPr>
+      <w:r>
+        <w:rPr>
+          <w:rFonts w:hint="default" w:ascii="Times New Roman" w:hAnsi="Times New Roman" w:cs="Times New Roman"/>
+          <w:sz w:val="24"/>
+          <w:szCs w:val="24"/>
+        </w:rPr>
+        <w:t>Текст программы для пятого задания представлен на рисунке 10.</w:t>
+      </w:r>
+    </w:p>
+    <w:p>
+      <w:pPr>
+        <w:keepNext w:val="0"/>
+        <w:keepLines w:val="0"/>
+        <w:pageBreakBefore w:val="0"/>
+        <w:widowControl/>
+        <w:kinsoku/>
+        <w:wordWrap/>
+        <w:overflowPunct/>
+        <w:topLinePunct w:val="0"/>
+        <w:autoSpaceDE/>
+        <w:autoSpaceDN/>
+        <w:bidi w:val="0"/>
+        <w:adjustRightInd/>
+        <w:snapToGrid/>
+        <w:spacing w:before="240" w:after="240" w:line="240" w:lineRule="auto"/>
+        <w:ind w:firstLine="0"/>
+        <w:jc w:val="center"/>
+        <w:textAlignment w:val="auto"/>
+      </w:pPr>
+      <w:r>
+        <w:drawing>
+          <wp:inline distT="0" distB="0" distL="114300" distR="114300">
+            <wp:extent cx="4943475" cy="1828800"/>
+            <wp:effectExtent l="0" t="0" r="9525" b="0"/>
+            <wp:docPr id="43" name="Изображение 5"/>
+            <wp:cNvGraphicFramePr>
+              <a:graphicFrameLocks xmlns:a="http://schemas.openxmlformats.org/drawingml/2006/main" noChangeAspect="1"/>
+            </wp:cNvGraphicFramePr>
+            <a:graphic xmlns:a="http://schemas.openxmlformats.org/drawingml/2006/main">
+              <a:graphicData uri="http://schemas.openxmlformats.org/drawingml/2006/picture">
+                <pic:pic xmlns:pic="http://schemas.openxmlformats.org/drawingml/2006/picture">
+                  <pic:nvPicPr>
+                    <pic:cNvPr id="43" name="Изображение 5"/>
+                    <pic:cNvPicPr>
+                      <a:picLocks noChangeAspect="1"/>
+                    </pic:cNvPicPr>
+                  </pic:nvPicPr>
+                  <pic:blipFill>
+                    <a:blip r:embed="rId12"/>
+                    <a:stretch>
+                      <a:fillRect/>
+                    </a:stretch>
+                  </pic:blipFill>
+                  <pic:spPr>
+                    <a:xfrm>
+                      <a:off x="0" y="0"/>
+                      <a:ext cx="4943475" cy="1828800"/>
+                    </a:xfrm>
+                    <a:prstGeom prst="rect">
+                      <a:avLst/>
+                    </a:prstGeom>
+                    <a:noFill/>
+                    <a:ln>
+                      <a:noFill/>
+                    </a:ln>
+                  </pic:spPr>
+                </pic:pic>
+              </a:graphicData>
+            </a:graphic>
+          </wp:inline>
+        </w:drawing>
+      </w:r>
+    </w:p>
+    <w:p>
+      <w:pPr>
+        <w:keepNext w:val="0"/>
+        <w:keepLines w:val="0"/>
+        <w:pageBreakBefore w:val="0"/>
+        <w:widowControl/>
+        <w:suppressLineNumbers w:val="0"/>
+        <w:kinsoku/>
+        <w:wordWrap/>
+        <w:overflowPunct/>
+        <w:topLinePunct w:val="0"/>
+        <w:autoSpaceDE w:val="0"/>
+        <w:autoSpaceDN/>
+        <w:bidi w:val="0"/>
+        <w:adjustRightInd/>
+        <w:snapToGrid/>
+        <w:spacing w:before="0" w:beforeAutospacing="0" w:after="240" w:afterAutospacing="0"/>
+        <w:ind w:left="0" w:right="0"/>
+        <w:jc w:val="center"/>
+        <w:textAlignment w:val="auto"/>
+        <w:rPr>
+          <w:rFonts w:hint="default" w:ascii="Times New Roman" w:hAnsi="Times New Roman" w:eastAsia="SimSun" w:cs="Times New Roman"/>
+          <w:b w:val="0"/>
+          <w:bCs w:val="0"/>
+          <w:kern w:val="0"/>
+          <w:sz w:val="24"/>
+          <w:szCs w:val="24"/>
+          <w:lang w:val="ru-RU" w:eastAsia="zh-CN" w:bidi="ar"/>
+        </w:rPr>
+      </w:pPr>
+      <w:r>
+        <w:rPr>
+          <w:rFonts w:hint="default" w:ascii="Times New Roman" w:hAnsi="Times New Roman" w:eastAsia="SimSun" w:cs="Times New Roman"/>
+          <w:kern w:val="0"/>
+          <w:sz w:val="24"/>
+          <w:szCs w:val="24"/>
+          <w:lang w:val="en-US" w:eastAsia="zh-CN" w:bidi="ar"/>
+        </w:rPr>
+        <w:t xml:space="preserve">Рисунок </w:t>
+      </w:r>
+      <w:r>
+        <w:rPr>
+          <w:rFonts w:hint="default" w:ascii="Times New Roman" w:hAnsi="Times New Roman" w:eastAsia="SimSun" w:cs="Times New Roman"/>
+          <w:kern w:val="0"/>
+          <w:sz w:val="24"/>
+          <w:szCs w:val="24"/>
+          <w:lang w:val="ru-RU" w:eastAsia="zh-CN" w:bidi="ar"/>
+        </w:rPr>
+        <w:t>10</w:t>
+      </w:r>
+      <w:r>
+        <w:rPr>
+          <w:rFonts w:hint="default" w:ascii="Times New Roman" w:hAnsi="Times New Roman" w:eastAsia="SimSun" w:cs="Times New Roman"/>
+          <w:kern w:val="0"/>
+          <w:sz w:val="24"/>
+          <w:szCs w:val="24"/>
+          <w:lang w:val="en-US" w:eastAsia="zh-CN" w:bidi="ar"/>
+        </w:rPr>
+        <w:t xml:space="preserve"> </w:t>
+      </w:r>
+      <w:r>
+        <w:rPr>
+          <w:rFonts w:hint="default" w:ascii="Times New Roman" w:hAnsi="Times New Roman" w:eastAsia="SimSun" w:cs="Times New Roman"/>
+          <w:b w:val="0"/>
+          <w:bCs w:val="0"/>
+          <w:kern w:val="0"/>
+          <w:sz w:val="24"/>
+          <w:szCs w:val="24"/>
+          <w:lang w:val="en-US" w:eastAsia="zh-CN" w:bidi="ar"/>
+        </w:rPr>
+        <w:t xml:space="preserve">— текст задания </w:t>
+      </w:r>
+      <w:r>
+        <w:rPr>
+          <w:rFonts w:hint="default" w:ascii="Times New Roman" w:hAnsi="Times New Roman" w:eastAsia="SimSun" w:cs="Times New Roman"/>
+          <w:b w:val="0"/>
+          <w:bCs w:val="0"/>
+          <w:kern w:val="0"/>
+          <w:sz w:val="24"/>
+          <w:szCs w:val="24"/>
+          <w:lang w:val="ru-RU" w:eastAsia="zh-CN" w:bidi="ar"/>
+        </w:rPr>
+        <w:t>5</w:t>
+      </w:r>
+    </w:p>
+    <w:p>
+      <w:pPr>
+        <w:keepNext w:val="0"/>
+        <w:keepLines w:val="0"/>
+        <w:pageBreakBefore w:val="0"/>
+        <w:widowControl/>
+        <w:kinsoku/>
+        <w:wordWrap/>
+        <w:overflowPunct/>
+        <w:topLinePunct w:val="0"/>
+        <w:autoSpaceDE/>
+        <w:autoSpaceDN/>
+        <w:bidi w:val="0"/>
+        <w:adjustRightInd/>
+        <w:snapToGrid/>
+        <w:spacing w:line="360" w:lineRule="auto"/>
+        <w:ind w:firstLine="709"/>
+        <w:jc w:val="both"/>
+        <w:textAlignment w:val="auto"/>
+        <w:rPr>
+          <w:rFonts w:hint="default" w:ascii="Times New Roman" w:hAnsi="Times New Roman" w:cs="Times New Roman"/>
+          <w:sz w:val="24"/>
+          <w:szCs w:val="24"/>
+        </w:rPr>
+      </w:pPr>
+      <w:r>
+        <w:rPr>
+          <w:rFonts w:hint="default" w:ascii="Times New Roman" w:hAnsi="Times New Roman" w:cs="Times New Roman"/>
+          <w:sz w:val="24"/>
+          <w:szCs w:val="24"/>
+        </w:rPr>
+        <w:t>Программа считывает целое число, которое обозначает номер года. Сначала проверяется, входит ли год в допустимый диапазон от 1 до 9999. Если значение выходит за эти границы, выводится сообщение «Ошибка».</w:t>
+      </w:r>
+    </w:p>
+    <w:p>
+      <w:pPr>
+        <w:keepNext w:val="0"/>
+        <w:keepLines w:val="0"/>
+        <w:pageBreakBefore w:val="0"/>
+        <w:widowControl/>
+        <w:kinsoku/>
+        <w:wordWrap/>
+        <w:overflowPunct/>
+        <w:topLinePunct w:val="0"/>
+        <w:autoSpaceDE/>
+        <w:autoSpaceDN/>
+        <w:bidi w:val="0"/>
+        <w:adjustRightInd/>
+        <w:snapToGrid/>
+        <w:spacing w:line="360" w:lineRule="auto"/>
+        <w:ind w:firstLine="709"/>
+        <w:jc w:val="both"/>
+        <w:textAlignment w:val="auto"/>
+        <w:rPr>
+          <w:rFonts w:hint="default" w:ascii="Times New Roman" w:hAnsi="Times New Roman" w:cs="Times New Roman"/>
+          <w:sz w:val="24"/>
+          <w:szCs w:val="24"/>
+        </w:rPr>
+      </w:pPr>
+      <w:r>
+        <w:rPr>
+          <w:rFonts w:hint="default" w:ascii="Times New Roman" w:hAnsi="Times New Roman" w:cs="Times New Roman"/>
+          <w:sz w:val="24"/>
+          <w:szCs w:val="24"/>
+        </w:rPr>
+        <w:t>Если год корректен, проверяется условие високосности. Год является високосным, если он делится на 400 без остатка, либо если он делится на 4 и при этом не делится на 100. Для проверки используются операции взятия остатка от деления. Если условие выполняется, выводится «Високосный», иначе — «Невисокосный». Результат выводится в соответствии с примером.</w:t>
+      </w:r>
+    </w:p>
+    <w:p>
+      <w:pPr>
+        <w:keepNext w:val="0"/>
+        <w:keepLines w:val="0"/>
+        <w:pageBreakBefore w:val="0"/>
+        <w:widowControl/>
+        <w:kinsoku/>
+        <w:wordWrap/>
+        <w:overflowPunct/>
+        <w:topLinePunct w:val="0"/>
+        <w:autoSpaceDE/>
+        <w:autoSpaceDN/>
+        <w:bidi w:val="0"/>
+        <w:adjustRightInd/>
+        <w:snapToGrid/>
+        <w:spacing w:before="240" w:after="240" w:line="240" w:lineRule="auto"/>
+        <w:ind w:firstLine="0"/>
+        <w:jc w:val="both"/>
+        <w:textAlignment w:val="auto"/>
+        <w:rPr>
+          <w:rFonts w:hint="default" w:ascii="Times New Roman" w:hAnsi="Times New Roman" w:cs="Times New Roman"/>
+          <w:sz w:val="24"/>
+          <w:szCs w:val="24"/>
+          <w:lang w:val="en-US"/>
+        </w:rPr>
+      </w:pPr>
+    </w:p>
+    <w:p>
+      <w:pPr>
+        <w:keepNext w:val="0"/>
+        <w:keepLines w:val="0"/>
+        <w:pageBreakBefore w:val="0"/>
+        <w:widowControl/>
+        <w:kinsoku/>
+        <w:wordWrap/>
+        <w:overflowPunct/>
+        <w:topLinePunct w:val="0"/>
+        <w:autoSpaceDE/>
+        <w:autoSpaceDN/>
+        <w:bidi w:val="0"/>
+        <w:adjustRightInd/>
+        <w:snapToGrid/>
+        <w:spacing w:line="360" w:lineRule="auto"/>
+        <w:ind w:firstLine="709"/>
+        <w:jc w:val="both"/>
+        <w:textAlignment w:val="auto"/>
+        <w:rPr>
+          <w:rFonts w:hint="default" w:ascii="Times New Roman" w:hAnsi="Times New Roman" w:cs="Times New Roman"/>
+          <w:sz w:val="24"/>
+          <w:szCs w:val="24"/>
+          <w:lang w:val="en-US"/>
+        </w:rPr>
+      </w:pPr>
+    </w:p>
+    <w:p>
+      <w:pPr>
+        <w:keepNext w:val="0"/>
+        <w:keepLines w:val="0"/>
+        <w:pageBreakBefore w:val="0"/>
+        <w:widowControl/>
+        <w:kinsoku/>
+        <w:wordWrap/>
+        <w:overflowPunct/>
+        <w:topLinePunct w:val="0"/>
+        <w:autoSpaceDE/>
+        <w:autoSpaceDN/>
+        <w:bidi w:val="0"/>
+        <w:adjustRightInd/>
+        <w:snapToGrid/>
+        <w:spacing w:before="240" w:after="240" w:line="240" w:lineRule="auto"/>
+        <w:ind w:firstLine="0"/>
+        <w:jc w:val="both"/>
+        <w:textAlignment w:val="auto"/>
+        <w:rPr>
+          <w:rFonts w:hint="default" w:ascii="Times New Roman" w:hAnsi="Times New Roman" w:cs="Times New Roman"/>
+          <w:sz w:val="24"/>
+          <w:szCs w:val="24"/>
+          <w:lang w:val="en-US"/>
+        </w:rPr>
+      </w:pPr>
+    </w:p>
+    <w:p>
+      <w:pPr>
+        <w:keepNext w:val="0"/>
+        <w:keepLines w:val="0"/>
+        <w:pageBreakBefore w:val="0"/>
+        <w:widowControl/>
+        <w:kinsoku/>
+        <w:wordWrap/>
+        <w:overflowPunct/>
+        <w:topLinePunct w:val="0"/>
+        <w:autoSpaceDE/>
+        <w:autoSpaceDN/>
+        <w:bidi w:val="0"/>
+        <w:adjustRightInd/>
+        <w:snapToGrid/>
+        <w:spacing w:before="240" w:after="240" w:line="240" w:lineRule="auto"/>
+        <w:ind w:firstLine="0"/>
+        <w:jc w:val="both"/>
+        <w:textAlignment w:val="auto"/>
+        <w:rPr>
+          <w:rFonts w:hint="default" w:ascii="Times New Roman" w:hAnsi="Times New Roman" w:cs="Times New Roman"/>
+          <w:sz w:val="24"/>
+          <w:szCs w:val="24"/>
+          <w:lang w:val="en-US"/>
+        </w:rPr>
+      </w:pPr>
     </w:p>
     <w:sectPr>
       <w:pgSz w:w="11906" w:h="16838"/>
@@ -3378,6 +6154,47 @@
         <w:right w:w="108" w:type="dxa"/>
       </w:tblCellMar>
     </w:tblPr>
+  </w:style>
+  <w:style w:type="paragraph" w:styleId="4">
+    <w:name w:val="Normal (Web)"/>
+    <w:basedOn w:val="1"/>
+    <w:uiPriority w:val="0"/>
+    <w:rPr>
+      <w:sz w:val="24"/>
+      <w:szCs w:val="24"/>
+    </w:rPr>
+  </w:style>
+  <w:style w:type="paragraph" w:styleId="5">
+    <w:name w:val="HTML Preformatted"/>
+    <w:uiPriority w:val="0"/>
+    <w:pPr>
+      <w:tabs>
+        <w:tab w:val="left" w:pos="916"/>
+        <w:tab w:val="left" w:pos="1832"/>
+        <w:tab w:val="left" w:pos="2748"/>
+        <w:tab w:val="left" w:pos="3664"/>
+        <w:tab w:val="left" w:pos="4580"/>
+        <w:tab w:val="left" w:pos="5496"/>
+        <w:tab w:val="left" w:pos="6412"/>
+        <w:tab w:val="left" w:pos="7328"/>
+        <w:tab w:val="left" w:pos="8244"/>
+        <w:tab w:val="left" w:pos="9160"/>
+        <w:tab w:val="left" w:pos="10076"/>
+        <w:tab w:val="left" w:pos="10992"/>
+        <w:tab w:val="left" w:pos="11908"/>
+        <w:tab w:val="left" w:pos="12824"/>
+        <w:tab w:val="left" w:pos="13740"/>
+        <w:tab w:val="left" w:pos="14656"/>
+      </w:tabs>
+      <w:jc w:val="left"/>
+    </w:pPr>
+    <w:rPr>
+      <w:rFonts w:hint="eastAsia" w:ascii="SimSun" w:hAnsi="SimSun" w:eastAsia="SimSun" w:cs="SimSun"/>
+      <w:kern w:val="0"/>
+      <w:sz w:val="24"/>
+      <w:szCs w:val="24"/>
+      <w:lang w:val="en-US" w:eastAsia="zh-CN" w:bidi="ar"/>
+    </w:rPr>
   </w:style>
 </w:styles>
 </file>
